--- a/fuentes/633400_CF10_CFA.docx
+++ b/fuentes/633400_CF10_CFA.docx
@@ -1,6 +1,6 @@
 
 <file path=word/document.xml><?xml version="1.0" encoding="utf-8"?>
-<w:document xmlns:wpc="http://schemas.microsoft.com/office/word/2010/wordprocessingCanvas" xmlns:cx="http://schemas.microsoft.com/office/drawing/2014/chartex" xmlns:cx1="http://schemas.microsoft.com/office/drawing/2015/9/8/chartex" xmlns:cx2="http://schemas.microsoft.com/office/drawing/2015/10/21/chartex" xmlns:cx3="http://schemas.microsoft.com/office/drawing/2016/5/9/chartex" xmlns:cx4="http://schemas.microsoft.com/office/drawing/2016/5/10/chartex" xmlns:cx5="http://schemas.microsoft.com/office/drawing/2016/5/11/chartex" xmlns:cx6="http://schemas.microsoft.com/office/drawing/2016/5/12/chartex" xmlns:cx7="http://schemas.microsoft.com/office/drawing/2016/5/13/chartex" xmlns:cx8="http://schemas.microsoft.com/office/drawing/2016/5/14/chartex" xmlns:mc="http://schemas.openxmlformats.org/markup-compatibility/2006" xmlns:aink="http://schemas.microsoft.com/office/drawing/2016/ink" xmlns:am3d="http://schemas.microsoft.com/office/drawing/2017/model3d" xmlns:o="urn:schemas-microsoft-com:office:office" xmlns:oel="http://schemas.microsoft.com/office/2019/extlst" xmlns:r="http://schemas.openxmlformats.org/officeDocument/2006/relationships" xmlns:m="http://schemas.openxmlformats.org/officeDocument/2006/math" xmlns:v="urn:schemas-microsoft-com:vml" xmlns:wp14="http://schemas.microsoft.com/office/word/2010/wordprocessingDrawing" xmlns:wp="http://schemas.openxmlformats.org/drawingml/2006/wordprocessingDrawing" xmlns:w10="urn:schemas-microsoft-com:office:word" xmlns:w="http://schemas.openxmlformats.org/wordprocessingml/2006/main" xmlns:w14="http://schemas.microsoft.com/office/word/2010/wordml" xmlns:w15="http://schemas.microsoft.com/office/word/2012/wordml" xmlns:w16cex="http://schemas.microsoft.com/office/word/2018/wordml/cex" xmlns:w16cid="http://schemas.microsoft.com/office/word/2016/wordml/cid" xmlns:w16="http://schemas.microsoft.com/office/word/2018/wordml" xmlns:w16du="http://schemas.microsoft.com/office/word/2023/wordml/word16du" xmlns:w16sdtdh="http://schemas.microsoft.com/office/word/2020/wordml/sdtdatahash" xmlns:w16sdtfl="http://schemas.microsoft.com/office/word/2024/wordml/sdtformatlock" xmlns:w16se="http://schemas.microsoft.com/office/word/2015/wordml/symex" xmlns:wpg="http://schemas.microsoft.com/office/word/2010/wordprocessingGroup" xmlns:wpi="http://schemas.microsoft.com/office/word/2010/wordprocessingInk" xmlns:wne="http://schemas.microsoft.com/office/word/2006/wordml" xmlns:wps="http://schemas.microsoft.com/office/word/2010/wordprocessingShape" mc:Ignorable="w14 w15 w16se w16cid w16 w16cex w16sdtdh w16sdtfl w16du wp14">
+<w:document xmlns:wpc="http://schemas.microsoft.com/office/word/2010/wordprocessingCanvas" xmlns:cx="http://schemas.microsoft.com/office/drawing/2014/chartex" xmlns:cx1="http://schemas.microsoft.com/office/drawing/2015/9/8/chartex" xmlns:cx2="http://schemas.microsoft.com/office/drawing/2015/10/21/chartex" xmlns:cx3="http://schemas.microsoft.com/office/drawing/2016/5/9/chartex" xmlns:cx4="http://schemas.microsoft.com/office/drawing/2016/5/10/chartex" xmlns:cx5="http://schemas.microsoft.com/office/drawing/2016/5/11/chartex" xmlns:cx6="http://schemas.microsoft.com/office/drawing/2016/5/12/chartex" xmlns:cx7="http://schemas.microsoft.com/office/drawing/2016/5/13/chartex" xmlns:cx8="http://schemas.microsoft.com/office/drawing/2016/5/14/chartex" xmlns:mc="http://schemas.openxmlformats.org/markup-compatibility/2006" xmlns:m="http://schemas.openxmlformats.org/officeDocument/2006/math" xmlns:aink="http://schemas.microsoft.com/office/drawing/2016/ink" xmlns:am3d="http://schemas.microsoft.com/office/drawing/2017/model3d" xmlns:oel="http://schemas.microsoft.com/office/2019/extlst" xmlns:r="http://schemas.openxmlformats.org/officeDocument/2006/relationships" xmlns:wp14="http://schemas.microsoft.com/office/word/2010/wordprocessingDrawing" xmlns:wp="http://schemas.openxmlformats.org/drawingml/2006/wordprocessingDrawing" xmlns:wpg="http://schemas.microsoft.com/office/word/2010/wordprocessingGroup" xmlns:wpi="http://schemas.microsoft.com/office/word/2010/wordprocessingInk" xmlns:wps="http://schemas.microsoft.com/office/word/2010/wordprocessingShape" xmlns:o="urn:schemas-microsoft-com:office:office" xmlns:v="urn:schemas-microsoft-com:vml" xmlns:w10="urn:schemas-microsoft-com:office:word" xmlns:w="http://schemas.openxmlformats.org/wordprocessingml/2006/main" xmlns:w14="http://schemas.microsoft.com/office/word/2010/wordml" xmlns:w15="http://schemas.microsoft.com/office/word/2012/wordml" xmlns:w16cex="http://schemas.microsoft.com/office/word/2018/wordml/cex" xmlns:w16cid="http://schemas.microsoft.com/office/word/2016/wordml/cid" xmlns:w16="http://schemas.microsoft.com/office/word/2018/wordml" xmlns:w16sdtdh="http://schemas.microsoft.com/office/word/2020/wordml/sdtdatahash" xmlns:w16sdtfl="http://schemas.microsoft.com/office/word/2024/wordml/sdtformatlock" xmlns:w16se="http://schemas.microsoft.com/office/word/2015/wordml/symex" xmlns:w16du="http://schemas.microsoft.com/office/word/2023/wordml/word16du" xmlns:wne="http://schemas.microsoft.com/office/word/2006/wordml" mc:Ignorable="w14 w15 w16se w16cid w16 w16cex w16sdtdh w16sdtfl w16du wp14">
   <w:body>
     <w:p>
       <w:pPr>
@@ -78,6 +78,9 @@
             </wp14:sizeRelV>
           </wp:anchor>
         </w:drawing>
+      </w:r>
+      <w:r>
+        <w:t xml:space="preserve"> </w:t>
       </w:r>
     </w:p>
     <w:p>
@@ -313,7 +316,7 @@
                 <v:stroke joinstyle="miter"/>
                 <v:path gradientshapeok="t" o:connecttype="rect"/>
               </v:shapetype>
-              <v:shape id="Cuadro de texto 2" o:spid="_x0000_s1026" type="#_x0000_t202" alt="&quot;&quot;" style="position:absolute;left:0;text-align:left;margin-left:-25.2pt;margin-top:21.9pt;width:549pt;height:102.95pt;z-index:251663360;visibility:visible;mso-wrap-style:square;mso-width-percent:0;mso-height-percent:0;mso-wrap-distance-left:9pt;mso-wrap-distance-top:3.6pt;mso-wrap-distance-right:9pt;mso-wrap-distance-bottom:3.6pt;mso-position-horizontal:absolute;mso-position-horizontal-relative:margin;mso-position-vertical:absolute;mso-position-vertical-relative:text;mso-width-percent:0;mso-height-percent:0;mso-width-relative:margin;mso-height-relative:margin;v-text-anchor:top" o:gfxdata="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" filled="f" stroked="f">
+              <v:shape id="Cuadro de texto 2" o:spid="_x0000_s1026" type="#_x0000_t202" alt="&quot;&quot;" style="position:absolute;left:0;text-align:left;margin-left:-25.2pt;margin-top:21.9pt;width:549pt;height:102.95pt;z-index:251663360;visibility:visible;mso-wrap-style:square;mso-width-percent:0;mso-height-percent:0;mso-wrap-distance-left:9pt;mso-wrap-distance-top:3.6pt;mso-wrap-distance-right:9pt;mso-wrap-distance-bottom:3.6pt;mso-position-horizontal:absolute;mso-position-horizontal-relative:margin;mso-position-vertical:absolute;mso-position-vertical-relative:text;mso-width-percent:0;mso-height-percent:0;mso-width-relative:margin;mso-height-relative:margin;v-text-anchor:top" o:gfxdata="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" filled="f" stroked="f">
                 <v:textbox>
                   <w:txbxContent>
                     <w:p>
@@ -527,7 +530,7 @@
               <w:noProof/>
               <w:sz w:val="24"/>
               <w:szCs w:val="24"/>
-              <w:lang w:eastAsia="es-CO"/>
+              <w:lang w:eastAsia="es-MX"/>
             </w:rPr>
           </w:pPr>
           <w:r>
@@ -539,7 +542,7 @@
           <w:r>
             <w:fldChar w:fldCharType="separate"/>
           </w:r>
-          <w:hyperlink w:anchor="_Toc240612681" w:history="1">
+          <w:hyperlink w:anchor="_Toc243633217" w:history="1">
             <w:r>
               <w:rPr>
                 <w:rStyle w:val="Hipervnculo"/>
@@ -566,7 +569,7 @@
                 <w:noProof/>
                 <w:webHidden/>
               </w:rPr>
-              <w:instrText xml:space="preserve"> PAGEREF _Toc240612681 \h </w:instrText>
+              <w:instrText xml:space="preserve"> PAGEREF _Toc243633217 \h </w:instrText>
             </w:r>
             <w:r>
               <w:rPr>
@@ -608,10 +611,10 @@
               <w:noProof/>
               <w:sz w:val="24"/>
               <w:szCs w:val="24"/>
-              <w:lang w:eastAsia="es-CO"/>
+              <w:lang w:eastAsia="es-MX"/>
             </w:rPr>
           </w:pPr>
-          <w:hyperlink w:anchor="_Toc240612682" w:history="1">
+          <w:hyperlink w:anchor="_Toc243633218" w:history="1">
             <w:r>
               <w:rPr>
                 <w:rStyle w:val="Hipervnculo"/>
@@ -654,7 +657,7 @@
                 <w:noProof/>
                 <w:webHidden/>
               </w:rPr>
-              <w:instrText xml:space="preserve"> PAGEREF _Toc240612682 \h </w:instrText>
+              <w:instrText xml:space="preserve"> PAGEREF _Toc243633218 \h </w:instrText>
             </w:r>
             <w:r>
               <w:rPr>
@@ -696,10 +699,10 @@
               <w:noProof/>
               <w:sz w:val="24"/>
               <w:szCs w:val="24"/>
-              <w:lang w:eastAsia="es-CO"/>
+              <w:lang w:eastAsia="es-MX"/>
             </w:rPr>
           </w:pPr>
-          <w:hyperlink w:anchor="_Toc240612683" w:history="1">
+          <w:hyperlink w:anchor="_Toc243633219" w:history="1">
             <w:r>
               <w:rPr>
                 <w:rStyle w:val="Hipervnculo"/>
@@ -742,7 +745,7 @@
                 <w:noProof/>
                 <w:webHidden/>
               </w:rPr>
-              <w:instrText xml:space="preserve"> PAGEREF _Toc240612683 \h </w:instrText>
+              <w:instrText xml:space="preserve"> PAGEREF _Toc243633219 \h </w:instrText>
             </w:r>
             <w:r>
               <w:rPr>
@@ -784,10 +787,10 @@
               <w:noProof/>
               <w:sz w:val="24"/>
               <w:szCs w:val="24"/>
-              <w:lang w:eastAsia="es-CO"/>
+              <w:lang w:eastAsia="es-MX"/>
             </w:rPr>
           </w:pPr>
-          <w:hyperlink w:anchor="_Toc240612684" w:history="1">
+          <w:hyperlink w:anchor="_Toc243633220" w:history="1">
             <w:r>
               <w:rPr>
                 <w:rStyle w:val="Hipervnculo"/>
@@ -830,7 +833,7 @@
                 <w:noProof/>
                 <w:webHidden/>
               </w:rPr>
-              <w:instrText xml:space="preserve"> PAGEREF _Toc240612684 \h </w:instrText>
+              <w:instrText xml:space="preserve"> PAGEREF _Toc243633220 \h </w:instrText>
             </w:r>
             <w:r>
               <w:rPr>
@@ -872,10 +875,10 @@
               <w:noProof/>
               <w:sz w:val="24"/>
               <w:szCs w:val="24"/>
-              <w:lang w:eastAsia="es-CO"/>
+              <w:lang w:eastAsia="es-MX"/>
             </w:rPr>
           </w:pPr>
-          <w:hyperlink w:anchor="_Toc240612685" w:history="1">
+          <w:hyperlink w:anchor="_Toc243633221" w:history="1">
             <w:r>
               <w:rPr>
                 <w:rStyle w:val="Hipervnculo"/>
@@ -918,7 +921,7 @@
                 <w:noProof/>
                 <w:webHidden/>
               </w:rPr>
-              <w:instrText xml:space="preserve"> PAGEREF _Toc240612685 \h </w:instrText>
+              <w:instrText xml:space="preserve"> PAGEREF _Toc243633221 \h </w:instrText>
             </w:r>
             <w:r>
               <w:rPr>
@@ -960,10 +963,10 @@
               <w:noProof/>
               <w:sz w:val="24"/>
               <w:szCs w:val="24"/>
-              <w:lang w:eastAsia="es-CO"/>
+              <w:lang w:eastAsia="es-MX"/>
             </w:rPr>
           </w:pPr>
-          <w:hyperlink w:anchor="_Toc240612686" w:history="1">
+          <w:hyperlink w:anchor="_Toc243633222" w:history="1">
             <w:r>
               <w:rPr>
                 <w:rStyle w:val="Hipervnculo"/>
@@ -1006,7 +1009,7 @@
                 <w:noProof/>
                 <w:webHidden/>
               </w:rPr>
-              <w:instrText xml:space="preserve"> PAGEREF _Toc240612686 \h </w:instrText>
+              <w:instrText xml:space="preserve"> PAGEREF _Toc243633222 \h </w:instrText>
             </w:r>
             <w:r>
               <w:rPr>
@@ -1048,10 +1051,10 @@
               <w:noProof/>
               <w:sz w:val="24"/>
               <w:szCs w:val="24"/>
-              <w:lang w:eastAsia="es-CO"/>
+              <w:lang w:eastAsia="es-MX"/>
             </w:rPr>
           </w:pPr>
-          <w:hyperlink w:anchor="_Toc240612687" w:history="1">
+          <w:hyperlink w:anchor="_Toc243633223" w:history="1">
             <w:r>
               <w:rPr>
                 <w:rStyle w:val="Hipervnculo"/>
@@ -1094,7 +1097,7 @@
                 <w:noProof/>
                 <w:webHidden/>
               </w:rPr>
-              <w:instrText xml:space="preserve"> PAGEREF _Toc240612687 \h </w:instrText>
+              <w:instrText xml:space="preserve"> PAGEREF _Toc243633223 \h </w:instrText>
             </w:r>
             <w:r>
               <w:rPr>
@@ -1136,10 +1139,10 @@
               <w:noProof/>
               <w:sz w:val="24"/>
               <w:szCs w:val="24"/>
-              <w:lang w:eastAsia="es-CO"/>
+              <w:lang w:eastAsia="es-MX"/>
             </w:rPr>
           </w:pPr>
-          <w:hyperlink w:anchor="_Toc240612688" w:history="1">
+          <w:hyperlink w:anchor="_Toc243633224" w:history="1">
             <w:r>
               <w:rPr>
                 <w:rStyle w:val="Hipervnculo"/>
@@ -1166,7 +1169,7 @@
                 <w:noProof/>
                 <w:webHidden/>
               </w:rPr>
-              <w:instrText xml:space="preserve"> PAGEREF _Toc240612688 \h </w:instrText>
+              <w:instrText xml:space="preserve"> PAGEREF _Toc243633224 \h </w:instrText>
             </w:r>
             <w:r>
               <w:rPr>
@@ -1208,10 +1211,10 @@
               <w:noProof/>
               <w:sz w:val="24"/>
               <w:szCs w:val="24"/>
-              <w:lang w:eastAsia="es-CO"/>
+              <w:lang w:eastAsia="es-MX"/>
             </w:rPr>
           </w:pPr>
-          <w:hyperlink w:anchor="_Toc240612689" w:history="1">
+          <w:hyperlink w:anchor="_Toc243633225" w:history="1">
             <w:r>
               <w:rPr>
                 <w:rStyle w:val="Hipervnculo"/>
@@ -1238,7 +1241,7 @@
                 <w:noProof/>
                 <w:webHidden/>
               </w:rPr>
-              <w:instrText xml:space="preserve"> PAGEREF _Toc240612689 \h </w:instrText>
+              <w:instrText xml:space="preserve"> PAGEREF _Toc243633225 \h </w:instrText>
             </w:r>
             <w:r>
               <w:rPr>
@@ -1280,10 +1283,10 @@
               <w:noProof/>
               <w:sz w:val="24"/>
               <w:szCs w:val="24"/>
-              <w:lang w:eastAsia="es-CO"/>
+              <w:lang w:eastAsia="es-MX"/>
             </w:rPr>
           </w:pPr>
-          <w:hyperlink w:anchor="_Toc240612690" w:history="1">
+          <w:hyperlink w:anchor="_Toc243633226" w:history="1">
             <w:r>
               <w:rPr>
                 <w:rStyle w:val="Hipervnculo"/>
@@ -1310,7 +1313,7 @@
                 <w:noProof/>
                 <w:webHidden/>
               </w:rPr>
-              <w:instrText xml:space="preserve"> PAGEREF _Toc240612690 \h </w:instrText>
+              <w:instrText xml:space="preserve"> PAGEREF _Toc243633226 \h </w:instrText>
             </w:r>
             <w:r>
               <w:rPr>
@@ -1352,10 +1355,10 @@
               <w:noProof/>
               <w:sz w:val="24"/>
               <w:szCs w:val="24"/>
-              <w:lang w:eastAsia="es-CO"/>
+              <w:lang w:eastAsia="es-MX"/>
             </w:rPr>
           </w:pPr>
-          <w:hyperlink w:anchor="_Toc240612691" w:history="1">
+          <w:hyperlink w:anchor="_Toc243633227" w:history="1">
             <w:r>
               <w:rPr>
                 <w:rStyle w:val="Hipervnculo"/>
@@ -1382,7 +1385,7 @@
                 <w:noProof/>
                 <w:webHidden/>
               </w:rPr>
-              <w:instrText xml:space="preserve"> PAGEREF _Toc240612691 \h </w:instrText>
+              <w:instrText xml:space="preserve"> PAGEREF _Toc243633227 \h </w:instrText>
             </w:r>
             <w:r>
               <w:rPr>
@@ -1430,7 +1433,7 @@
       <w:pPr>
         <w:pStyle w:val="Titulosgenerales"/>
       </w:pPr>
-      <w:bookmarkStart w:id="0" w:name="_Toc240612681"/>
+      <w:bookmarkStart w:id="0" w:name="_Toc243633217"/>
       <w:r>
         <w:lastRenderedPageBreak/>
         <w:t>Introducción</w:t>
@@ -1507,7 +1510,7 @@
       <w:pPr>
         <w:pStyle w:val="Ttulo1"/>
       </w:pPr>
-      <w:bookmarkStart w:id="1" w:name="_Toc240612682"/>
+      <w:bookmarkStart w:id="1" w:name="_Toc243633218"/>
       <w:r>
         <w:rPr>
           <w:rStyle w:val="Extranjerismo"/>
@@ -2991,51 +2994,7 @@
         <w:rPr>
           <w:rStyle w:val="Extranjerismo"/>
         </w:rPr>
-        <w:t xml:space="preserve">Includes room rate plus </w:t>
-      </w:r>
-      <w:proofErr w:type="spellStart"/>
-      <w:r>
-        <w:rPr>
-          <w:rStyle w:val="Extranjerismo"/>
-        </w:rPr>
-        <w:t>a</w:t>
-      </w:r>
-      <w:r>
-        <w:rPr>
-          <w:rStyle w:val="Extranjerismo"/>
-        </w:rPr>
-        <w:t>merican</w:t>
-      </w:r>
-      <w:proofErr w:type="spellEnd"/>
-      <w:r>
-        <w:rPr>
-          <w:rStyle w:val="Extranjerismo"/>
-        </w:rPr>
-        <w:t xml:space="preserve"> breakfast + </w:t>
-      </w:r>
-      <w:r>
-        <w:rPr>
-          <w:rStyle w:val="Extranjerismo"/>
-        </w:rPr>
-        <w:t>l</w:t>
-      </w:r>
-      <w:r>
-        <w:rPr>
-          <w:rStyle w:val="Extranjerismo"/>
-        </w:rPr>
-        <w:t xml:space="preserve">unch + </w:t>
-      </w:r>
-      <w:r>
-        <w:rPr>
-          <w:rStyle w:val="Extranjerismo"/>
-        </w:rPr>
-        <w:t>d</w:t>
-      </w:r>
-      <w:r>
-        <w:rPr>
-          <w:rStyle w:val="Extranjerismo"/>
-        </w:rPr>
-        <w:t>inner.</w:t>
+        <w:t>Includes the room rate, breakfast, lunch, dinner, and scheduled activities.</w:t>
       </w:r>
     </w:p>
     <w:p>
@@ -3066,25 +3025,16 @@
     <w:p>
       <w:pPr>
         <w:spacing w:before="0" w:after="160" w:line="259" w:lineRule="auto"/>
-        <w:ind w:firstLine="0"/>
+        <w:ind w:left="708" w:firstLine="708"/>
+        <w:rPr>
+          <w:rStyle w:val="Extranjerismo"/>
+          <w:spacing w:val="0"/>
+          <w:lang w:val="es-CO"/>
+        </w:rPr>
       </w:pPr>
       <w:r>
         <w:br w:type="page"/>
       </w:r>
-    </w:p>
-    <w:p>
-      <w:pPr>
-        <w:pStyle w:val="Prrafodelista"/>
-        <w:numPr>
-          <w:ilvl w:val="0"/>
-          <w:numId w:val="30"/>
-        </w:numPr>
-        <w:rPr>
-          <w:rStyle w:val="Extranjerismo"/>
-          <w:b/>
-          <w:bCs/>
-        </w:rPr>
-      </w:pPr>
       <w:r>
         <w:rPr>
           <w:rStyle w:val="Extranjerismo"/>
@@ -3173,19 +3123,7 @@
         </w:rPr>
       </w:pPr>
       <w:r>
-        <w:t xml:space="preserve">Incluye </w:t>
-      </w:r>
-      <w:r>
-        <w:t>c</w:t>
-      </w:r>
-      <w:r>
-        <w:t xml:space="preserve">ama y </w:t>
-      </w:r>
-      <w:r>
-        <w:t>d</w:t>
-      </w:r>
-      <w:r>
-        <w:t>esayuno. Ofrecen habitación con desayuno completo.</w:t>
+        <w:t>Incluye la tarifa de la habitación y el desayuno completo.</w:t>
       </w:r>
     </w:p>
     <w:p>
@@ -5129,7 +5067,7 @@
       <w:pPr>
         <w:pStyle w:val="Ttulo1"/>
       </w:pPr>
-      <w:bookmarkStart w:id="2" w:name="_Toc240612683"/>
+      <w:bookmarkStart w:id="2" w:name="_Toc243633219"/>
       <w:r>
         <w:rPr>
           <w:rStyle w:val="Extranjerismo"/>
@@ -5656,7 +5594,6 @@
         </w:rPr>
         <w:t>Si no sabe el apellido del hombre, se debe usar, Sir (</w:t>
       </w:r>
-      <w:proofErr w:type="spellStart"/>
       <w:r>
         <w:rPr>
           <w:rStyle w:val="Extranjerismo"/>
@@ -5664,7 +5601,6 @@
         </w:rPr>
         <w:t>ʽsɘr</w:t>
       </w:r>
-      <w:proofErr w:type="spellEnd"/>
       <w:r>
         <w:rPr>
           <w:lang w:val="es-419" w:eastAsia="es-CO"/>
@@ -5683,17 +5619,8 @@
           <w:rStyle w:val="Extranjerismo"/>
           <w:lang w:val="es-419" w:eastAsia="es-CO"/>
         </w:rPr>
-        <w:t>Mrs. (</w:t>
-      </w:r>
-      <w:proofErr w:type="spellStart"/>
-      <w:r>
-        <w:rPr>
-          <w:rStyle w:val="Extranjerismo"/>
-          <w:lang w:val="es-419" w:eastAsia="es-CO"/>
-        </w:rPr>
-        <w:t>ʽmɪsɪz</w:t>
-      </w:r>
-      <w:proofErr w:type="spellEnd"/>
+        <w:t>Mrs. (ʽmɪsɪz</w:t>
+      </w:r>
       <w:r>
         <w:rPr>
           <w:lang w:val="es-419" w:eastAsia="es-CO"/>
@@ -5712,17 +5639,8 @@
           <w:rStyle w:val="Extranjerismo"/>
           <w:lang w:val="es-419" w:eastAsia="es-CO"/>
         </w:rPr>
-        <w:t>Miss (</w:t>
-      </w:r>
-      <w:proofErr w:type="spellStart"/>
-      <w:r>
-        <w:rPr>
-          <w:rStyle w:val="Extranjerismo"/>
-          <w:lang w:val="es-419" w:eastAsia="es-CO"/>
-        </w:rPr>
-        <w:t>ʽmɪs</w:t>
-      </w:r>
-      <w:proofErr w:type="spellEnd"/>
+        <w:t>Miss (ʽmɪs</w:t>
+      </w:r>
       <w:r>
         <w:rPr>
           <w:lang w:val="es-419" w:eastAsia="es-CO"/>
@@ -5742,17 +5660,8 @@
           <w:lang w:val="es-419" w:eastAsia="es-CO"/>
         </w:rPr>
         <w:lastRenderedPageBreak/>
-        <w:t>Ms. (</w:t>
-      </w:r>
-      <w:proofErr w:type="spellStart"/>
-      <w:r>
-        <w:rPr>
-          <w:rStyle w:val="Extranjerismo"/>
-          <w:lang w:val="es-419" w:eastAsia="es-CO"/>
-        </w:rPr>
-        <w:t>ʽmɪz</w:t>
-      </w:r>
-      <w:proofErr w:type="spellEnd"/>
+        <w:t>Ms. (ʽmɪz</w:t>
+      </w:r>
       <w:r>
         <w:rPr>
           <w:lang w:val="es-419" w:eastAsia="es-CO"/>
@@ -5777,48 +5686,21 @@
           <w:rStyle w:val="Extranjerismo"/>
           <w:lang w:val="es-419" w:eastAsia="es-CO"/>
         </w:rPr>
-        <w:t>Miss (</w:t>
-      </w:r>
-      <w:proofErr w:type="spellStart"/>
-      <w:r>
-        <w:rPr>
-          <w:rStyle w:val="Extranjerismo"/>
-          <w:lang w:val="es-419" w:eastAsia="es-CO"/>
-        </w:rPr>
-        <w:t>ʽmɪs</w:t>
-      </w:r>
-      <w:proofErr w:type="spellEnd"/>
+        <w:t>Miss (ʽmɪs</w:t>
+      </w:r>
       <w:r>
         <w:rPr>
           <w:lang w:val="es-419" w:eastAsia="es-CO"/>
         </w:rPr>
         <w:t xml:space="preserve">); y si se ve de 30 años o más, se puede decir </w:t>
       </w:r>
-      <w:proofErr w:type="spellStart"/>
-      <w:r>
-        <w:rPr>
-          <w:rStyle w:val="Extranjerismo"/>
-          <w:lang w:val="es-419" w:eastAsia="es-CO"/>
-        </w:rPr>
-        <w:t>Ma’am</w:t>
-      </w:r>
-      <w:proofErr w:type="spellEnd"/>
-      <w:r>
-        <w:rPr>
-          <w:rStyle w:val="Extranjerismo"/>
-          <w:lang w:val="es-419" w:eastAsia="es-CO"/>
-        </w:rPr>
-        <w:t xml:space="preserve"> (</w:t>
-      </w:r>
-      <w:proofErr w:type="spellStart"/>
-      <w:r>
-        <w:rPr>
-          <w:rStyle w:val="Extranjerismo"/>
-          <w:lang w:val="es-419" w:eastAsia="es-CO"/>
-        </w:rPr>
-        <w:t>maəm</w:t>
-      </w:r>
-      <w:proofErr w:type="spellEnd"/>
+      <w:r>
+        <w:rPr>
+          <w:rStyle w:val="Extranjerismo"/>
+          <w:lang w:val="es-419" w:eastAsia="es-CO"/>
+        </w:rPr>
+        <w:t>Ma’am (maəm</w:t>
+      </w:r>
       <w:r>
         <w:rPr>
           <w:lang w:val="es-419" w:eastAsia="es-CO"/>
@@ -7169,7 +7051,7 @@
           <w:noProof/>
         </w:rPr>
         <w:drawing>
-          <wp:inline distT="0" distB="0" distL="0" distR="0" wp14:anchorId="0E26F967" wp14:editId="24DB5046">
+          <wp:inline distT="0" distB="0" distL="0" distR="0" wp14:anchorId="0E26F967" wp14:editId="0FCBBF27">
             <wp:extent cx="4476750" cy="2517161"/>
             <wp:effectExtent l="0" t="0" r="0" b="0"/>
             <wp:docPr id="11" name="Imagen 11">
@@ -7968,7 +7850,7 @@
         <w:t>S</w:t>
       </w:r>
       <w:r>
-        <w:t>í</w:t>
+        <w:t>i</w:t>
       </w:r>
       <w:r>
         <w:t xml:space="preserve"> se requiere pago anticipado y la fecha máxima para realizarlo.</w:t>
@@ -8438,7 +8320,7 @@
       <w:pPr>
         <w:pStyle w:val="Ttulo1"/>
       </w:pPr>
-      <w:bookmarkStart w:id="3" w:name="_Toc240612684"/>
+      <w:bookmarkStart w:id="3" w:name="_Toc243633220"/>
       <w:r>
         <w:rPr>
           <w:rStyle w:val="Extranjerismo"/>
@@ -8540,7 +8422,23 @@
           <w:bCs/>
           <w:lang w:val="es-419" w:eastAsia="es-CO"/>
         </w:rPr>
-        <w:t>/ Tipos de Clientes</w:t>
+        <w:t xml:space="preserve">/ Tipos de </w:t>
+      </w:r>
+      <w:r>
+        <w:rPr>
+          <w:b/>
+          <w:bCs/>
+          <w:lang w:val="es-419" w:eastAsia="es-CO"/>
+        </w:rPr>
+        <w:t>c</w:t>
+      </w:r>
+      <w:r>
+        <w:rPr>
+          <w:b/>
+          <w:bCs/>
+          <w:lang w:val="es-419" w:eastAsia="es-CO"/>
+        </w:rPr>
+        <w:t>lientes</w:t>
       </w:r>
     </w:p>
     <w:p>
@@ -8743,19 +8641,8 @@
           <w:bCs/>
           <w:lang w:val="es-419" w:eastAsia="es-CO"/>
         </w:rPr>
-        <w:t xml:space="preserve">Senior </w:t>
-      </w:r>
-      <w:proofErr w:type="spellStart"/>
-      <w:r>
-        <w:rPr>
-          <w:rStyle w:val="Extranjerismo"/>
-          <w:b/>
-          <w:bCs/>
-          <w:lang w:val="es-419" w:eastAsia="es-CO"/>
-        </w:rPr>
-        <w:t>citizens</w:t>
-      </w:r>
-      <w:proofErr w:type="spellEnd"/>
+        <w:t>Senior citizens</w:t>
+      </w:r>
       <w:r>
         <w:rPr>
           <w:b/>
@@ -9234,21 +9121,12 @@
         <w:lastRenderedPageBreak/>
         <w:t xml:space="preserve">Durante el proceso de reservación y el </w:t>
       </w:r>
-      <w:proofErr w:type="spellStart"/>
-      <w:r>
-        <w:rPr>
-          <w:rStyle w:val="Extranjerismo"/>
-          <w:lang w:val="es-419" w:eastAsia="es-CO"/>
-        </w:rPr>
-        <w:t>check</w:t>
-      </w:r>
-      <w:proofErr w:type="spellEnd"/>
-      <w:r>
-        <w:rPr>
-          <w:rStyle w:val="Extranjerismo"/>
-          <w:lang w:val="es-419" w:eastAsia="es-CO"/>
-        </w:rPr>
-        <w:t>-in</w:t>
+      <w:r>
+        <w:rPr>
+          <w:rStyle w:val="Extranjerismo"/>
+          <w:lang w:val="es-419" w:eastAsia="es-CO"/>
+        </w:rPr>
+        <w:t>check-in</w:t>
       </w:r>
       <w:r>
         <w:rPr>
@@ -9333,21 +9211,12 @@
         </w:rPr>
         <w:t xml:space="preserve">Durante el </w:t>
       </w:r>
-      <w:proofErr w:type="spellStart"/>
-      <w:r>
-        <w:rPr>
-          <w:rStyle w:val="Extranjerismo"/>
-          <w:lang w:val="es-419" w:eastAsia="es-CO"/>
-        </w:rPr>
-        <w:t>check</w:t>
-      </w:r>
-      <w:proofErr w:type="spellEnd"/>
-      <w:r>
-        <w:rPr>
-          <w:rStyle w:val="Extranjerismo"/>
-          <w:lang w:val="es-419" w:eastAsia="es-CO"/>
-        </w:rPr>
-        <w:t>-in</w:t>
+      <w:r>
+        <w:rPr>
+          <w:rStyle w:val="Extranjerismo"/>
+          <w:lang w:val="es-419" w:eastAsia="es-CO"/>
+        </w:rPr>
+        <w:t>check-in</w:t>
       </w:r>
       <w:r>
         <w:rPr>
@@ -11177,7 +11046,21 @@
         <w:rPr>
           <w:rStyle w:val="Extranjerismo"/>
         </w:rPr>
-        <w:t xml:space="preserve">allets: Nequi, </w:t>
+        <w:t xml:space="preserve">allets: </w:t>
+      </w:r>
+      <w:proofErr w:type="spellStart"/>
+      <w:r>
+        <w:rPr>
+          <w:rStyle w:val="Extranjerismo"/>
+        </w:rPr>
+        <w:t>Nequi</w:t>
+      </w:r>
+      <w:proofErr w:type="spellEnd"/>
+      <w:r>
+        <w:rPr>
+          <w:rStyle w:val="Extranjerismo"/>
+        </w:rPr>
+        <w:t xml:space="preserve">, </w:t>
       </w:r>
       <w:proofErr w:type="spellStart"/>
       <w:r>
@@ -11241,7 +11124,15 @@
         <w:t>d</w:t>
       </w:r>
       <w:r>
-        <w:t xml:space="preserve">igitales: Nequi, </w:t>
+        <w:t xml:space="preserve">igitales: </w:t>
+      </w:r>
+      <w:proofErr w:type="spellStart"/>
+      <w:r>
+        <w:t>Nequi</w:t>
+      </w:r>
+      <w:proofErr w:type="spellEnd"/>
+      <w:r>
+        <w:t xml:space="preserve">, </w:t>
       </w:r>
       <w:proofErr w:type="spellStart"/>
       <w:r>
@@ -11466,7 +11357,7 @@
       <w:pPr>
         <w:pStyle w:val="Ttulo1"/>
       </w:pPr>
-      <w:bookmarkStart w:id="4" w:name="_Toc240612685"/>
+      <w:bookmarkStart w:id="4" w:name="_Toc243633221"/>
       <w:r>
         <w:rPr>
           <w:rStyle w:val="Extranjerismo"/>
@@ -14603,7 +14494,7 @@
       <w:pPr>
         <w:pStyle w:val="Ttulo1"/>
       </w:pPr>
-      <w:bookmarkStart w:id="5" w:name="_Toc240612686"/>
+      <w:bookmarkStart w:id="5" w:name="_Toc243633222"/>
       <w:r>
         <w:rPr>
           <w:rStyle w:val="Extranjerismo"/>
@@ -14792,7 +14683,6 @@
       <w:tr>
         <w:trPr>
           <w:cnfStyle w:val="100000000000" w:firstRow="1" w:lastRow="0" w:firstColumn="0" w:lastColumn="0" w:oddVBand="0" w:evenVBand="0" w:oddHBand="0" w:evenHBand="0" w:firstRowFirstColumn="0" w:firstRowLastColumn="0" w:lastRowFirstColumn="0" w:lastRowLastColumn="0"/>
-          <w:tblHeader/>
         </w:trPr>
         <w:tc>
           <w:tcPr>
@@ -14863,7 +14753,7 @@
                 <w:sz w:val="28"/>
                 <w:szCs w:val="28"/>
               </w:rPr>
-              <w:t>Something</w:t>
+              <w:t>Amazing</w:t>
             </w:r>
           </w:p>
         </w:tc>
@@ -14883,11 +14773,10 @@
             </w:pPr>
             <w:r>
               <w:rPr>
-                <w:bCs w:val="0"/>
-                <w:sz w:val="28"/>
-                <w:szCs w:val="28"/>
-              </w:rPr>
-              <w:t>Algo</w:t>
+                <w:sz w:val="28"/>
+                <w:szCs w:val="28"/>
+              </w:rPr>
+              <w:t>Asombroso</w:t>
             </w:r>
           </w:p>
         </w:tc>
@@ -14913,7 +14802,7 @@
                 <w:sz w:val="28"/>
                 <w:szCs w:val="28"/>
               </w:rPr>
-              <w:t>Some</w:t>
+              <w:t>Ancient</w:t>
             </w:r>
           </w:p>
         </w:tc>
@@ -14933,11 +14822,10 @@
             </w:pPr>
             <w:r>
               <w:rPr>
-                <w:bCs w:val="0"/>
-                <w:sz w:val="28"/>
-                <w:szCs w:val="28"/>
-              </w:rPr>
-              <w:t>Algo de</w:t>
+                <w:sz w:val="28"/>
+                <w:szCs w:val="28"/>
+              </w:rPr>
+              <w:t>Antiguo</w:t>
             </w:r>
           </w:p>
         </w:tc>
@@ -14967,7 +14855,7 @@
                 <w:szCs w:val="28"/>
               </w:rPr>
               <w:lastRenderedPageBreak/>
-              <w:t>Pretty much</w:t>
+              <w:t>Beautiful</w:t>
             </w:r>
           </w:p>
         </w:tc>
@@ -14987,11 +14875,10 @@
             </w:pPr>
             <w:r>
               <w:rPr>
-                <w:bCs w:val="0"/>
-                <w:sz w:val="28"/>
-                <w:szCs w:val="28"/>
-              </w:rPr>
-              <w:t>Bastante</w:t>
+                <w:sz w:val="28"/>
+                <w:szCs w:val="28"/>
+              </w:rPr>
+              <w:t>Hermoso</w:t>
             </w:r>
           </w:p>
         </w:tc>
@@ -15003,8 +14890,7 @@
           </w:tcPr>
           <w:p>
             <w:pPr>
-              <w:pStyle w:val="Tablas"/>
-              <w:spacing w:before="120"/>
+              <w:pStyle w:val="TextoTablas"/>
               <w:rPr>
                 <w:rStyle w:val="Extranjerismo"/>
                 <w:sz w:val="28"/>
@@ -15017,7 +14903,7 @@
                 <w:sz w:val="28"/>
                 <w:szCs w:val="28"/>
               </w:rPr>
-              <w:t>The rest of</w:t>
+              <w:t>Big</w:t>
             </w:r>
           </w:p>
         </w:tc>
@@ -15037,11 +14923,10 @@
             </w:pPr>
             <w:r>
               <w:rPr>
-                <w:bCs w:val="0"/>
-                <w:sz w:val="28"/>
-                <w:szCs w:val="28"/>
-              </w:rPr>
-              <w:t xml:space="preserve">El resto de </w:t>
+                <w:sz w:val="28"/>
+                <w:szCs w:val="28"/>
+              </w:rPr>
+              <w:t>Grande</w:t>
             </w:r>
           </w:p>
         </w:tc>
@@ -15070,7 +14955,7 @@
                 <w:sz w:val="28"/>
                 <w:szCs w:val="28"/>
               </w:rPr>
-              <w:t>Hall of the</w:t>
+              <w:t>Boring</w:t>
             </w:r>
           </w:p>
         </w:tc>
@@ -15090,27 +14975,10 @@
             </w:pPr>
             <w:r>
               <w:rPr>
-                <w:bCs w:val="0"/>
-                <w:sz w:val="28"/>
-                <w:szCs w:val="28"/>
-              </w:rPr>
-              <w:t>La mitad de el /</w:t>
-            </w:r>
-            <w:r>
-              <w:rPr>
-                <w:bCs w:val="0"/>
-                <w:sz w:val="28"/>
-                <w:szCs w:val="28"/>
-              </w:rPr>
-              <w:t xml:space="preserve"> </w:t>
-            </w:r>
-            <w:r>
-              <w:rPr>
-                <w:bCs w:val="0"/>
-                <w:sz w:val="28"/>
-                <w:szCs w:val="28"/>
-              </w:rPr>
-              <w:t>la</w:t>
+                <w:sz w:val="28"/>
+                <w:szCs w:val="28"/>
+              </w:rPr>
+              <w:t>Aburrido</w:t>
             </w:r>
           </w:p>
         </w:tc>
@@ -15136,7 +15004,7 @@
                 <w:sz w:val="28"/>
                 <w:szCs w:val="28"/>
               </w:rPr>
-              <w:t>More</w:t>
+              <w:t>Breathtaking</w:t>
             </w:r>
           </w:p>
         </w:tc>
@@ -15156,11 +15024,10 @@
             </w:pPr>
             <w:r>
               <w:rPr>
-                <w:bCs w:val="0"/>
-                <w:sz w:val="28"/>
-                <w:szCs w:val="28"/>
-              </w:rPr>
-              <w:t>Más</w:t>
+                <w:sz w:val="28"/>
+                <w:szCs w:val="28"/>
+              </w:rPr>
+              <w:t>Impresionante</w:t>
             </w:r>
           </w:p>
         </w:tc>
@@ -15189,7 +15056,7 @@
                 <w:sz w:val="28"/>
                 <w:szCs w:val="28"/>
               </w:rPr>
-              <w:t>Less</w:t>
+              <w:t>Bustling</w:t>
             </w:r>
           </w:p>
         </w:tc>
@@ -15209,11 +15076,10 @@
             </w:pPr>
             <w:r>
               <w:rPr>
-                <w:bCs w:val="0"/>
-                <w:sz w:val="28"/>
-                <w:szCs w:val="28"/>
-              </w:rPr>
-              <w:t>Menos</w:t>
+                <w:sz w:val="28"/>
+                <w:szCs w:val="28"/>
+              </w:rPr>
+              <w:t>Bullicioso</w:t>
             </w:r>
           </w:p>
         </w:tc>
@@ -15239,7 +15105,7 @@
                 <w:sz w:val="28"/>
                 <w:szCs w:val="28"/>
               </w:rPr>
-              <w:t>A lot of</w:t>
+              <w:t>Busy</w:t>
             </w:r>
           </w:p>
         </w:tc>
@@ -15259,11 +15125,10 @@
             </w:pPr>
             <w:r>
               <w:rPr>
-                <w:bCs w:val="0"/>
-                <w:sz w:val="28"/>
-                <w:szCs w:val="28"/>
-              </w:rPr>
-              <w:t>Mucho (a)</w:t>
+                <w:sz w:val="28"/>
+                <w:szCs w:val="28"/>
+              </w:rPr>
+              <w:t>Ocupado</w:t>
             </w:r>
           </w:p>
         </w:tc>
@@ -15292,7 +15157,7 @@
                 <w:sz w:val="28"/>
                 <w:szCs w:val="28"/>
               </w:rPr>
-              <w:t>None of</w:t>
+              <w:t>Calm</w:t>
             </w:r>
           </w:p>
         </w:tc>
@@ -15312,11 +15177,10 @@
             </w:pPr>
             <w:r>
               <w:rPr>
-                <w:bCs w:val="0"/>
-                <w:sz w:val="28"/>
-                <w:szCs w:val="28"/>
-              </w:rPr>
-              <w:t>Nada de</w:t>
+                <w:sz w:val="28"/>
+                <w:szCs w:val="28"/>
+              </w:rPr>
+              <w:t>Calmado</w:t>
             </w:r>
           </w:p>
         </w:tc>
@@ -15342,7 +15206,7 @@
                 <w:sz w:val="28"/>
                 <w:szCs w:val="28"/>
               </w:rPr>
-              <w:t>Not much</w:t>
+              <w:t>Cheap</w:t>
             </w:r>
           </w:p>
         </w:tc>
@@ -15362,11 +15226,10 @@
             </w:pPr>
             <w:r>
               <w:rPr>
-                <w:bCs w:val="0"/>
-                <w:sz w:val="28"/>
-                <w:szCs w:val="28"/>
-              </w:rPr>
-              <w:t>No mucho</w:t>
+                <w:sz w:val="28"/>
+                <w:szCs w:val="28"/>
+              </w:rPr>
+              <w:t>Barato</w:t>
             </w:r>
           </w:p>
         </w:tc>
@@ -15395,7 +15258,7 @@
                 <w:sz w:val="28"/>
                 <w:szCs w:val="28"/>
               </w:rPr>
-              <w:t xml:space="preserve">Litle </w:t>
+              <w:t>Crowded</w:t>
             </w:r>
           </w:p>
         </w:tc>
@@ -15415,11 +15278,10 @@
             </w:pPr>
             <w:r>
               <w:rPr>
-                <w:bCs w:val="0"/>
-                <w:sz w:val="28"/>
-                <w:szCs w:val="28"/>
-              </w:rPr>
-              <w:t>Poco</w:t>
+                <w:sz w:val="28"/>
+                <w:szCs w:val="28"/>
+              </w:rPr>
+              <w:t>Concurrido</w:t>
             </w:r>
           </w:p>
         </w:tc>
@@ -15445,25 +15307,7 @@
                 <w:sz w:val="28"/>
                 <w:szCs w:val="28"/>
               </w:rPr>
-              <w:t xml:space="preserve">A </w:t>
-            </w:r>
-            <w:proofErr w:type="spellStart"/>
-            <w:r>
-              <w:rPr>
-                <w:rStyle w:val="Extranjerismo"/>
-                <w:sz w:val="28"/>
-                <w:szCs w:val="28"/>
-              </w:rPr>
-              <w:t>litle</w:t>
-            </w:r>
-            <w:proofErr w:type="spellEnd"/>
-            <w:r>
-              <w:rPr>
-                <w:rStyle w:val="Extranjerismo"/>
-                <w:sz w:val="28"/>
-                <w:szCs w:val="28"/>
-              </w:rPr>
-              <w:t xml:space="preserve"> bit</w:t>
+              <w:t>Exciting</w:t>
             </w:r>
           </w:p>
         </w:tc>
@@ -15483,64 +15327,10 @@
             </w:pPr>
             <w:r>
               <w:rPr>
-                <w:bCs w:val="0"/>
-                <w:sz w:val="28"/>
-                <w:szCs w:val="28"/>
-              </w:rPr>
-              <w:t>Un poco</w:t>
-            </w:r>
-          </w:p>
-        </w:tc>
-      </w:tr>
-      <w:tr>
-        <w:trPr>
-          <w:cnfStyle w:val="000000100000" w:firstRow="0" w:lastRow="0" w:firstColumn="0" w:lastColumn="0" w:oddVBand="0" w:evenVBand="0" w:oddHBand="1" w:evenHBand="0" w:firstRowFirstColumn="0" w:firstRowLastColumn="0" w:lastRowFirstColumn="0" w:lastRowLastColumn="0"/>
-        </w:trPr>
-        <w:tc>
-          <w:tcPr>
-            <w:tcW w:w="5098" w:type="dxa"/>
-          </w:tcPr>
-          <w:p>
-            <w:pPr>
-              <w:pStyle w:val="Tablas"/>
-              <w:spacing w:before="120"/>
-              <w:rPr>
-                <w:rStyle w:val="Extranjerismo"/>
-                <w:sz w:val="28"/>
-                <w:szCs w:val="28"/>
-              </w:rPr>
-            </w:pPr>
-            <w:r>
-              <w:rPr>
-                <w:rStyle w:val="Extranjerismo"/>
-                <w:sz w:val="28"/>
-                <w:szCs w:val="28"/>
-              </w:rPr>
-              <w:t>Enough</w:t>
-            </w:r>
-          </w:p>
-        </w:tc>
-        <w:tc>
-          <w:tcPr>
-            <w:tcW w:w="4962" w:type="dxa"/>
-          </w:tcPr>
-          <w:p>
-            <w:pPr>
-              <w:pStyle w:val="Tablas"/>
-              <w:spacing w:before="120"/>
-              <w:rPr>
-                <w:bCs w:val="0"/>
-                <w:sz w:val="28"/>
-                <w:szCs w:val="28"/>
-              </w:rPr>
-            </w:pPr>
-            <w:r>
-              <w:rPr>
-                <w:bCs w:val="0"/>
-                <w:sz w:val="28"/>
-                <w:szCs w:val="28"/>
-              </w:rPr>
-              <w:t>Suficiente</w:t>
+                <w:sz w:val="28"/>
+                <w:szCs w:val="28"/>
+              </w:rPr>
+              <w:t>Emocionante</w:t>
             </w:r>
           </w:p>
         </w:tc>
@@ -15559,7 +15349,7 @@
       <w:pPr>
         <w:pStyle w:val="Ttulo1"/>
       </w:pPr>
-      <w:bookmarkStart w:id="6" w:name="_Toc240612687"/>
+      <w:bookmarkStart w:id="6" w:name="_Toc243633223"/>
       <w:r>
         <w:rPr>
           <w:rStyle w:val="Extranjerismo"/>
@@ -18191,15 +17981,7 @@
     </w:p>
     <w:p>
       <w:r>
-        <w:t xml:space="preserve">Los imperativos son comunes en los textos que </w:t>
-      </w:r>
-      <w:proofErr w:type="gramStart"/>
-      <w:r>
-        <w:t>le</w:t>
-      </w:r>
-      <w:proofErr w:type="gramEnd"/>
-      <w:r>
-        <w:t xml:space="preserve"> dicen a las personas qué hacer y qué no hacer. Ellos aparecen:</w:t>
+        <w:t>Los imperativos son comunes en los textos que le dicen a las personas qué hacer y qué no hacer. Ellos aparecen:</w:t>
       </w:r>
     </w:p>
     <w:p>
@@ -19122,7 +18904,7 @@
           <w:u w:val="single"/>
         </w:rPr>
       </w:pPr>
-      <w:bookmarkStart w:id="7" w:name="_Toc240612688"/>
+      <w:bookmarkStart w:id="7" w:name="_Toc243633224"/>
       <w:r>
         <w:lastRenderedPageBreak/>
         <w:t>Síntesis</w:t>
@@ -19176,10 +18958,10 @@
           <w:lang w:eastAsia="es-CO"/>
         </w:rPr>
         <w:drawing>
-          <wp:inline distT="0" distB="0" distL="0" distR="0" wp14:anchorId="2122442B" wp14:editId="39C524B1">
-            <wp:extent cx="6332220" cy="1547495"/>
-            <wp:effectExtent l="0" t="0" r="0" b="0"/>
-            <wp:docPr id="1" name="Imagen 1" descr="Mapa conceptual jerárquico del componente formativo “English for Hospitality Services”. En la parte superior se ubica el tema central, del cual se desprenden seis componentes principales organizados en el mismo nivel jerárquico. De izquierda a derecha, los componentes son: “Rates and Customer Transactions”, “Guest Information and Reservations”, “Clients, Accommodation and Payments”, “Dates, Seasons and Numerical Expressions”, “Schedules and Describing Places” y “Service Situations and Instructions”. La estructura representa la organización general de los contenidos del componente formativo relacionados con la comunicación en inglés aplicada al sector hotelero y de atención al cliente."/>
+          <wp:inline distT="0" distB="0" distL="0" distR="0" wp14:anchorId="27EE59BE" wp14:editId="31E48554">
+            <wp:extent cx="6332220" cy="1660525"/>
+            <wp:effectExtent l="0" t="0" r="5080" b="3175"/>
+            <wp:docPr id="155656209" name="Gráfico 4" descr="Mapa conceptual jerárquico del componente formativo “English for Hospitality Services”. En la parte superior se ubica el tema central, del cual se desprenden seis componentes principales organizados en el mismo nivel jerárquico. De izquierda a derecha, los componentes son: “Rates and Customer Transactions”, “Guest Information and Reservations”, “Clients, Accommodation and Payments”, “Dates, Seasons and Numerical Expressions”, “Schedules and Describing Places” y “Service Situations and Instructions”. La estructura representa la organización general de los contenidos del componente formativo relacionados con la comunicación en inglés aplicada al sector hotelero y de atención al cliente."/>
             <wp:cNvGraphicFramePr>
               <a:graphicFrameLocks xmlns:a="http://schemas.openxmlformats.org/drawingml/2006/main" noChangeAspect="1"/>
             </wp:cNvGraphicFramePr>
@@ -19187,11 +18969,17 @@
               <a:graphicData uri="http://schemas.openxmlformats.org/drawingml/2006/picture">
                 <pic:pic xmlns:pic="http://schemas.openxmlformats.org/drawingml/2006/picture">
                   <pic:nvPicPr>
-                    <pic:cNvPr id="1" name="Imagen 1" descr="Mapa conceptual jerárquico del componente formativo “English for Hospitality Services”. En la parte superior se ubica el tema central, del cual se desprenden seis componentes principales organizados en el mismo nivel jerárquico. De izquierda a derecha, los componentes son: “Rates and Customer Transactions”, “Guest Information and Reservations”, “Clients, Accommodation and Payments”, “Dates, Seasons and Numerical Expressions”, “Schedules and Describing Places” y “Service Situations and Instructions”. La estructura representa la organización general de los contenidos del componente formativo relacionados con la comunicación en inglés aplicada al sector hotelero y de atención al cliente."/>
+                    <pic:cNvPr id="155656209" name="Gráfico 4" descr="Mapa conceptual jerárquico del componente formativo “English for Hospitality Services”. En la parte superior se ubica el tema central, del cual se desprenden seis componentes principales organizados en el mismo nivel jerárquico. De izquierda a derecha, los componentes son: “Rates and Customer Transactions”, “Guest Information and Reservations”, “Clients, Accommodation and Payments”, “Dates, Seasons and Numerical Expressions”, “Schedules and Describing Places” y “Service Situations and Instructions”. La estructura representa la organización general de los contenidos del componente formativo relacionados con la comunicación en inglés aplicada al sector hotelero y de atención al cliente."/>
                     <pic:cNvPicPr/>
                   </pic:nvPicPr>
                   <pic:blipFill>
-                    <a:blip r:embed="rId29"/>
+                    <a:blip r:embed="rId29">
+                      <a:extLst>
+                        <a:ext uri="{96DAC541-7B7A-43D3-8B79-37D633B846F1}">
+                          <asvg:svgBlip xmlns:asvg="http://schemas.microsoft.com/office/drawing/2016/SVG/main" r:embed="rId30"/>
+                        </a:ext>
+                      </a:extLst>
+                    </a:blip>
                     <a:stretch>
                       <a:fillRect/>
                     </a:stretch>
@@ -19199,7 +18987,7 @@
                   <pic:spPr>
                     <a:xfrm>
                       <a:off x="0" y="0"/>
-                      <a:ext cx="6332220" cy="1547495"/>
+                      <a:ext cx="6332220" cy="1660525"/>
                     </a:xfrm>
                     <a:prstGeom prst="rect">
                       <a:avLst/>
@@ -19214,9 +19002,18 @@
     </w:p>
     <w:p>
       <w:pPr>
+        <w:ind w:firstLine="0"/>
+        <w:rPr>
+          <w:noProof/>
+          <w:lang w:eastAsia="es-CO"/>
+        </w:rPr>
+      </w:pPr>
+    </w:p>
+    <w:p>
+      <w:pPr>
         <w:pStyle w:val="Titulosgenerales"/>
       </w:pPr>
-      <w:bookmarkStart w:id="8" w:name="_Toc240612689"/>
+      <w:bookmarkStart w:id="8" w:name="_Toc243633225"/>
       <w:r>
         <w:lastRenderedPageBreak/>
         <w:t>Glosario</w:t>
@@ -19554,7 +19351,7 @@
       <w:pPr>
         <w:pStyle w:val="Titulosgenerales"/>
       </w:pPr>
-      <w:bookmarkStart w:id="9" w:name="_Toc240612690"/>
+      <w:bookmarkStart w:id="9" w:name="_Toc243633226"/>
       <w:r>
         <w:lastRenderedPageBreak/>
         <w:t>Referencias bibliográficas</w:t>
@@ -19590,7 +19387,7 @@
       <w:r>
         <w:t xml:space="preserve">. </w:t>
       </w:r>
-      <w:hyperlink r:id="rId30" w:anchor="note-1" w:history="1">
+      <w:hyperlink r:id="rId31" w:anchor="note-1" w:history="1">
         <w:r>
           <w:rPr>
             <w:rStyle w:val="Hipervnculo"/>
@@ -19604,7 +19401,13 @@
     </w:p>
     <w:p>
       <w:r>
-        <w:t xml:space="preserve"> Sila Inglés. (2021). Lista de países en inglés</w:t>
+        <w:t xml:space="preserve"> Sila Inglés. (</w:t>
+      </w:r>
+      <w:r>
+        <w:t>2014</w:t>
+      </w:r>
+      <w:r>
+        <w:t>). Lista de países en inglés</w:t>
       </w:r>
       <w:r>
         <w:t xml:space="preserve"> </w:t>
@@ -19618,7 +19421,7 @@
       <w:r>
         <w:t xml:space="preserve">español (con pronunciación y PDF). Aprende Inglés Sila. </w:t>
       </w:r>
-      <w:hyperlink r:id="rId31" w:history="1">
+      <w:hyperlink r:id="rId32" w:history="1">
         <w:r>
           <w:rPr>
             <w:rStyle w:val="Hipervnculo"/>
@@ -19640,7 +19443,7 @@
       <w:pPr>
         <w:pStyle w:val="Titulosgenerales"/>
       </w:pPr>
-      <w:bookmarkStart w:id="10" w:name="_Toc240612691"/>
+      <w:bookmarkStart w:id="10" w:name="_Toc243633227"/>
       <w:r>
         <w:lastRenderedPageBreak/>
         <w:t>Créditos</w:t>
@@ -20376,13 +20179,16 @@
           <w:p>
             <w:pPr>
               <w:pStyle w:val="TextoTablas"/>
+              <w:rPr>
+                <w:lang w:val="es-CO"/>
+              </w:rPr>
             </w:pPr>
             <w:r>
               <w:rPr>
                 <w:rFonts w:eastAsiaTheme="minorEastAsia"/>
                 <w:color w:val="000000"/>
               </w:rPr>
-              <w:t>Laura Daniela Burgos Rueda</w:t>
+              <w:t>Luis Gabriel Urueta Álvarez</w:t>
             </w:r>
           </w:p>
         </w:tc>
@@ -20401,19 +20207,7 @@
               <w:rPr>
                 <w:rFonts w:cs="Calibri"/>
               </w:rPr>
-              <w:t>Evaluador</w:t>
-            </w:r>
-            <w:r>
-              <w:rPr>
-                <w:rFonts w:cs="Calibri"/>
-              </w:rPr>
-              <w:t>a</w:t>
-            </w:r>
-            <w:r>
-              <w:rPr>
-                <w:rFonts w:cs="Calibri"/>
-              </w:rPr>
-              <w:t xml:space="preserve"> de contenidos inclusivos y accesibles </w:t>
+              <w:t>Validador y vinculador de recursos digitales </w:t>
             </w:r>
           </w:p>
         </w:tc>
@@ -20466,7 +20260,7 @@
                 <w:rFonts w:eastAsiaTheme="minorEastAsia"/>
                 <w:color w:val="000000"/>
               </w:rPr>
-              <w:t>Jonathan Adié Villafañe</w:t>
+              <w:t>Laura Daniela Burgos Rueda</w:t>
             </w:r>
           </w:p>
         </w:tc>
@@ -20485,7 +20279,31 @@
               <w:rPr>
                 <w:rFonts w:cs="Calibri"/>
               </w:rPr>
-              <w:t>Validador y vinculador de recursos digitales </w:t>
+              <w:t>Validador</w:t>
+            </w:r>
+            <w:r>
+              <w:rPr>
+                <w:rFonts w:cs="Calibri"/>
+              </w:rPr>
+              <w:t>a</w:t>
+            </w:r>
+            <w:r>
+              <w:rPr>
+                <w:rFonts w:cs="Calibri"/>
+              </w:rPr>
+              <w:t xml:space="preserve"> y vinculador</w:t>
+            </w:r>
+            <w:r>
+              <w:rPr>
+                <w:rFonts w:cs="Calibri"/>
+              </w:rPr>
+              <w:t>a</w:t>
+            </w:r>
+            <w:r>
+              <w:rPr>
+                <w:rFonts w:cs="Calibri"/>
+              </w:rPr>
+              <w:t xml:space="preserve"> de recursos digitales </w:t>
             </w:r>
           </w:p>
         </w:tc>
@@ -20521,105 +20339,6 @@
           </w:p>
         </w:tc>
       </w:tr>
-      <w:tr>
-        <w:trPr>
-          <w:cnfStyle w:val="000000100000" w:firstRow="0" w:lastRow="0" w:firstColumn="0" w:lastColumn="0" w:oddVBand="0" w:evenVBand="0" w:oddHBand="1" w:evenHBand="0" w:firstRowFirstColumn="0" w:firstRowLastColumn="0" w:lastRowFirstColumn="0" w:lastRowLastColumn="0"/>
-        </w:trPr>
-        <w:tc>
-          <w:tcPr>
-            <w:tcW w:w="2830" w:type="dxa"/>
-          </w:tcPr>
-          <w:p>
-            <w:pPr>
-              <w:pStyle w:val="TextoTablas"/>
-              <w:rPr>
-                <w:lang w:val="es-CO"/>
-              </w:rPr>
-            </w:pPr>
-            <w:r>
-              <w:rPr>
-                <w:rFonts w:eastAsiaTheme="minorEastAsia"/>
-                <w:color w:val="000000"/>
-              </w:rPr>
-              <w:t>Karine Isabel Ospino Fritz</w:t>
-            </w:r>
-          </w:p>
-        </w:tc>
-        <w:tc>
-          <w:tcPr>
-            <w:tcW w:w="3261" w:type="dxa"/>
-          </w:tcPr>
-          <w:p>
-            <w:pPr>
-              <w:pStyle w:val="TextoTablas"/>
-              <w:rPr>
-                <w:lang w:val="es-CO"/>
-              </w:rPr>
-            </w:pPr>
-            <w:r>
-              <w:rPr>
-                <w:rFonts w:cs="Calibri"/>
-              </w:rPr>
-              <w:t>Validador</w:t>
-            </w:r>
-            <w:r>
-              <w:rPr>
-                <w:rFonts w:cs="Calibri"/>
-              </w:rPr>
-              <w:t>a</w:t>
-            </w:r>
-            <w:r>
-              <w:rPr>
-                <w:rFonts w:cs="Calibri"/>
-              </w:rPr>
-              <w:t xml:space="preserve"> y vinculador</w:t>
-            </w:r>
-            <w:r>
-              <w:rPr>
-                <w:rFonts w:cs="Calibri"/>
-              </w:rPr>
-              <w:t>a</w:t>
-            </w:r>
-            <w:r>
-              <w:rPr>
-                <w:rFonts w:cs="Calibri"/>
-              </w:rPr>
-              <w:t xml:space="preserve"> de recursos digitales </w:t>
-            </w:r>
-          </w:p>
-        </w:tc>
-        <w:tc>
-          <w:tcPr>
-            <w:tcW w:w="3969" w:type="dxa"/>
-          </w:tcPr>
-          <w:p>
-            <w:pPr>
-              <w:pStyle w:val="TextoTablas"/>
-              <w:rPr>
-                <w:lang w:val="es-CO"/>
-              </w:rPr>
-            </w:pPr>
-            <w:r>
-              <w:rPr>
-                <w:lang w:val="es-CO"/>
-              </w:rPr>
-              <w:t xml:space="preserve">Centro de Comercio y Servicios </w:t>
-            </w:r>
-            <w:r>
-              <w:rPr>
-                <w:lang w:val="es-CO"/>
-              </w:rPr>
-              <w:t>-</w:t>
-            </w:r>
-            <w:r>
-              <w:rPr>
-                <w:lang w:val="es-CO"/>
-              </w:rPr>
-              <w:t>Regional Atlántico</w:t>
-            </w:r>
-          </w:p>
-        </w:tc>
-      </w:tr>
     </w:tbl>
     <w:p>
       <w:pPr>
@@ -20629,8 +20348,8 @@
       </w:pPr>
     </w:p>
     <w:sectPr>
-      <w:headerReference w:type="default" r:id="rId32"/>
-      <w:footerReference w:type="default" r:id="rId33"/>
+      <w:headerReference w:type="default" r:id="rId33"/>
+      <w:footerReference w:type="default" r:id="rId34"/>
       <w:pgSz w:w="12240" w:h="15840"/>
       <w:pgMar w:top="1701" w:right="1134" w:bottom="1134" w:left="1134" w:header="709" w:footer="737" w:gutter="0"/>
       <w:pgNumType w:start="1"/>
@@ -20643,7 +20362,7 @@
 </file>
 
 <file path=word/endnotes.xml><?xml version="1.0" encoding="utf-8"?>
-<w:endnotes xmlns:wpc="http://schemas.microsoft.com/office/word/2010/wordprocessingCanvas" xmlns:cx="http://schemas.microsoft.com/office/drawing/2014/chartex" xmlns:cx1="http://schemas.microsoft.com/office/drawing/2015/9/8/chartex" xmlns:cx2="http://schemas.microsoft.com/office/drawing/2015/10/21/chartex" xmlns:cx3="http://schemas.microsoft.com/office/drawing/2016/5/9/chartex" xmlns:cx4="http://schemas.microsoft.com/office/drawing/2016/5/10/chartex" xmlns:cx5="http://schemas.microsoft.com/office/drawing/2016/5/11/chartex" xmlns:cx6="http://schemas.microsoft.com/office/drawing/2016/5/12/chartex" xmlns:cx7="http://schemas.microsoft.com/office/drawing/2016/5/13/chartex" xmlns:cx8="http://schemas.microsoft.com/office/drawing/2016/5/14/chartex" xmlns:mc="http://schemas.openxmlformats.org/markup-compatibility/2006" xmlns:aink="http://schemas.microsoft.com/office/drawing/2016/ink" xmlns:am3d="http://schemas.microsoft.com/office/drawing/2017/model3d" xmlns:o="urn:schemas-microsoft-com:office:office" xmlns:oel="http://schemas.microsoft.com/office/2019/extlst" xmlns:r="http://schemas.openxmlformats.org/officeDocument/2006/relationships" xmlns:m="http://schemas.openxmlformats.org/officeDocument/2006/math" xmlns:v="urn:schemas-microsoft-com:vml" xmlns:wp14="http://schemas.microsoft.com/office/word/2010/wordprocessingDrawing" xmlns:wp="http://schemas.openxmlformats.org/drawingml/2006/wordprocessingDrawing" xmlns:w10="urn:schemas-microsoft-com:office:word" xmlns:w="http://schemas.openxmlformats.org/wordprocessingml/2006/main" xmlns:w14="http://schemas.microsoft.com/office/word/2010/wordml" xmlns:w15="http://schemas.microsoft.com/office/word/2012/wordml" xmlns:w16cex="http://schemas.microsoft.com/office/word/2018/wordml/cex" xmlns:w16cid="http://schemas.microsoft.com/office/word/2016/wordml/cid" xmlns:w16="http://schemas.microsoft.com/office/word/2018/wordml" xmlns:w16du="http://schemas.microsoft.com/office/word/2023/wordml/word16du" xmlns:w16sdtdh="http://schemas.microsoft.com/office/word/2020/wordml/sdtdatahash" xmlns:w16sdtfl="http://schemas.microsoft.com/office/word/2024/wordml/sdtformatlock" xmlns:w16se="http://schemas.microsoft.com/office/word/2015/wordml/symex" xmlns:wpg="http://schemas.microsoft.com/office/word/2010/wordprocessingGroup" xmlns:wpi="http://schemas.microsoft.com/office/word/2010/wordprocessingInk" xmlns:wne="http://schemas.microsoft.com/office/word/2006/wordml" xmlns:wps="http://schemas.microsoft.com/office/word/2010/wordprocessingShape" mc:Ignorable="w14 w15 w16se w16cid w16 w16cex w16sdtdh w16sdtfl w16du wp14">
+<w:endnotes xmlns:wpc="http://schemas.microsoft.com/office/word/2010/wordprocessingCanvas" xmlns:cx="http://schemas.microsoft.com/office/drawing/2014/chartex" xmlns:cx1="http://schemas.microsoft.com/office/drawing/2015/9/8/chartex" xmlns:cx2="http://schemas.microsoft.com/office/drawing/2015/10/21/chartex" xmlns:cx3="http://schemas.microsoft.com/office/drawing/2016/5/9/chartex" xmlns:cx4="http://schemas.microsoft.com/office/drawing/2016/5/10/chartex" xmlns:cx5="http://schemas.microsoft.com/office/drawing/2016/5/11/chartex" xmlns:cx6="http://schemas.microsoft.com/office/drawing/2016/5/12/chartex" xmlns:cx7="http://schemas.microsoft.com/office/drawing/2016/5/13/chartex" xmlns:cx8="http://schemas.microsoft.com/office/drawing/2016/5/14/chartex" xmlns:mc="http://schemas.openxmlformats.org/markup-compatibility/2006" xmlns:m="http://schemas.openxmlformats.org/officeDocument/2006/math" xmlns:aink="http://schemas.microsoft.com/office/drawing/2016/ink" xmlns:am3d="http://schemas.microsoft.com/office/drawing/2017/model3d" xmlns:oel="http://schemas.microsoft.com/office/2019/extlst" xmlns:r="http://schemas.openxmlformats.org/officeDocument/2006/relationships" xmlns:wp14="http://schemas.microsoft.com/office/word/2010/wordprocessingDrawing" xmlns:wp="http://schemas.openxmlformats.org/drawingml/2006/wordprocessingDrawing" xmlns:wpg="http://schemas.microsoft.com/office/word/2010/wordprocessingGroup" xmlns:wpi="http://schemas.microsoft.com/office/word/2010/wordprocessingInk" xmlns:wps="http://schemas.microsoft.com/office/word/2010/wordprocessingShape" xmlns:o="urn:schemas-microsoft-com:office:office" xmlns:v="urn:schemas-microsoft-com:vml" xmlns:w10="urn:schemas-microsoft-com:office:word" xmlns:w="http://schemas.openxmlformats.org/wordprocessingml/2006/main" xmlns:w14="http://schemas.microsoft.com/office/word/2010/wordml" xmlns:w15="http://schemas.microsoft.com/office/word/2012/wordml" xmlns:w16cex="http://schemas.microsoft.com/office/word/2018/wordml/cex" xmlns:w16cid="http://schemas.microsoft.com/office/word/2016/wordml/cid" xmlns:w16="http://schemas.microsoft.com/office/word/2018/wordml" xmlns:w16sdtdh="http://schemas.microsoft.com/office/word/2020/wordml/sdtdatahash" xmlns:w16sdtfl="http://schemas.microsoft.com/office/word/2024/wordml/sdtformatlock" xmlns:w16se="http://schemas.microsoft.com/office/word/2015/wordml/symex" xmlns:w16du="http://schemas.microsoft.com/office/word/2023/wordml/word16du" xmlns:wne="http://schemas.microsoft.com/office/word/2006/wordml" mc:Ignorable="w14 w15 w16se w16cid w16 w16cex w16sdtdh w16sdtfl w16du wp14">
   <w:endnote w:type="separator" w:id="-1">
     <w:p>
       <w:pPr>
@@ -20670,7 +20389,7 @@
 </file>
 
 <file path=word/footer1.xml><?xml version="1.0" encoding="utf-8"?>
-<w:ftr xmlns:wpc="http://schemas.microsoft.com/office/word/2010/wordprocessingCanvas" xmlns:cx="http://schemas.microsoft.com/office/drawing/2014/chartex" xmlns:cx1="http://schemas.microsoft.com/office/drawing/2015/9/8/chartex" xmlns:cx2="http://schemas.microsoft.com/office/drawing/2015/10/21/chartex" xmlns:cx3="http://schemas.microsoft.com/office/drawing/2016/5/9/chartex" xmlns:cx4="http://schemas.microsoft.com/office/drawing/2016/5/10/chartex" xmlns:cx5="http://schemas.microsoft.com/office/drawing/2016/5/11/chartex" xmlns:cx6="http://schemas.microsoft.com/office/drawing/2016/5/12/chartex" xmlns:cx7="http://schemas.microsoft.com/office/drawing/2016/5/13/chartex" xmlns:cx8="http://schemas.microsoft.com/office/drawing/2016/5/14/chartex" xmlns:mc="http://schemas.openxmlformats.org/markup-compatibility/2006" xmlns:aink="http://schemas.microsoft.com/office/drawing/2016/ink" xmlns:am3d="http://schemas.microsoft.com/office/drawing/2017/model3d" xmlns:o="urn:schemas-microsoft-com:office:office" xmlns:oel="http://schemas.microsoft.com/office/2019/extlst" xmlns:r="http://schemas.openxmlformats.org/officeDocument/2006/relationships" xmlns:m="http://schemas.openxmlformats.org/officeDocument/2006/math" xmlns:v="urn:schemas-microsoft-com:vml" xmlns:wp14="http://schemas.microsoft.com/office/word/2010/wordprocessingDrawing" xmlns:wp="http://schemas.openxmlformats.org/drawingml/2006/wordprocessingDrawing" xmlns:w10="urn:schemas-microsoft-com:office:word" xmlns:w="http://schemas.openxmlformats.org/wordprocessingml/2006/main" xmlns:w14="http://schemas.microsoft.com/office/word/2010/wordml" xmlns:w15="http://schemas.microsoft.com/office/word/2012/wordml" xmlns:w16cex="http://schemas.microsoft.com/office/word/2018/wordml/cex" xmlns:w16cid="http://schemas.microsoft.com/office/word/2016/wordml/cid" xmlns:w16="http://schemas.microsoft.com/office/word/2018/wordml" xmlns:w16du="http://schemas.microsoft.com/office/word/2023/wordml/word16du" xmlns:w16sdtdh="http://schemas.microsoft.com/office/word/2020/wordml/sdtdatahash" xmlns:w16sdtfl="http://schemas.microsoft.com/office/word/2024/wordml/sdtformatlock" xmlns:w16se="http://schemas.microsoft.com/office/word/2015/wordml/symex" xmlns:wpg="http://schemas.microsoft.com/office/word/2010/wordprocessingGroup" xmlns:wpi="http://schemas.microsoft.com/office/word/2010/wordprocessingInk" xmlns:wne="http://schemas.microsoft.com/office/word/2006/wordml" xmlns:wps="http://schemas.microsoft.com/office/word/2010/wordprocessingShape" mc:Ignorable="w14 w15 w16se w16cid w16 w16cex w16sdtdh w16sdtfl w16du wp14">
+<w:ftr xmlns:wpc="http://schemas.microsoft.com/office/word/2010/wordprocessingCanvas" xmlns:cx="http://schemas.microsoft.com/office/drawing/2014/chartex" xmlns:cx1="http://schemas.microsoft.com/office/drawing/2015/9/8/chartex" xmlns:cx2="http://schemas.microsoft.com/office/drawing/2015/10/21/chartex" xmlns:cx3="http://schemas.microsoft.com/office/drawing/2016/5/9/chartex" xmlns:cx4="http://schemas.microsoft.com/office/drawing/2016/5/10/chartex" xmlns:cx5="http://schemas.microsoft.com/office/drawing/2016/5/11/chartex" xmlns:cx6="http://schemas.microsoft.com/office/drawing/2016/5/12/chartex" xmlns:cx7="http://schemas.microsoft.com/office/drawing/2016/5/13/chartex" xmlns:cx8="http://schemas.microsoft.com/office/drawing/2016/5/14/chartex" xmlns:mc="http://schemas.openxmlformats.org/markup-compatibility/2006" xmlns:m="http://schemas.openxmlformats.org/officeDocument/2006/math" xmlns:aink="http://schemas.microsoft.com/office/drawing/2016/ink" xmlns:am3d="http://schemas.microsoft.com/office/drawing/2017/model3d" xmlns:oel="http://schemas.microsoft.com/office/2019/extlst" xmlns:r="http://schemas.openxmlformats.org/officeDocument/2006/relationships" xmlns:wp14="http://schemas.microsoft.com/office/word/2010/wordprocessingDrawing" xmlns:wp="http://schemas.openxmlformats.org/drawingml/2006/wordprocessingDrawing" xmlns:wpg="http://schemas.microsoft.com/office/word/2010/wordprocessingGroup" xmlns:wpi="http://schemas.microsoft.com/office/word/2010/wordprocessingInk" xmlns:wps="http://schemas.microsoft.com/office/word/2010/wordprocessingShape" xmlns:o="urn:schemas-microsoft-com:office:office" xmlns:v="urn:schemas-microsoft-com:vml" xmlns:w10="urn:schemas-microsoft-com:office:word" xmlns:w="http://schemas.openxmlformats.org/wordprocessingml/2006/main" xmlns:w14="http://schemas.microsoft.com/office/word/2010/wordml" xmlns:w15="http://schemas.microsoft.com/office/word/2012/wordml" xmlns:w16cex="http://schemas.microsoft.com/office/word/2018/wordml/cex" xmlns:w16cid="http://schemas.microsoft.com/office/word/2016/wordml/cid" xmlns:w16="http://schemas.microsoft.com/office/word/2018/wordml" xmlns:w16sdtdh="http://schemas.microsoft.com/office/word/2020/wordml/sdtdatahash" xmlns:w16sdtfl="http://schemas.microsoft.com/office/word/2024/wordml/sdtformatlock" xmlns:w16se="http://schemas.microsoft.com/office/word/2015/wordml/symex" xmlns:w16du="http://schemas.microsoft.com/office/word/2023/wordml/word16du" xmlns:wne="http://schemas.microsoft.com/office/word/2006/wordml" mc:Ignorable="w14 w15 w16se w16cid w16 w16cex w16sdtdh w16sdtfl w16du wp14">
   <w:sdt>
     <w:sdtPr>
       <w:id w:val="-1465197936"/>
@@ -20698,7 +20417,13 @@
           <w:rPr>
             <w:noProof/>
           </w:rPr>
-          <w:t>15</w:t>
+          <w:t>1</w:t>
+        </w:r>
+        <w:r>
+          <w:rPr>
+            <w:noProof/>
+          </w:rPr>
+          <w:t>5</w:t>
         </w:r>
         <w:r>
           <w:fldChar w:fldCharType="end"/>
@@ -20716,7 +20441,7 @@
 </file>
 
 <file path=word/footnotes.xml><?xml version="1.0" encoding="utf-8"?>
-<w:footnotes xmlns:wpc="http://schemas.microsoft.com/office/word/2010/wordprocessingCanvas" xmlns:cx="http://schemas.microsoft.com/office/drawing/2014/chartex" xmlns:cx1="http://schemas.microsoft.com/office/drawing/2015/9/8/chartex" xmlns:cx2="http://schemas.microsoft.com/office/drawing/2015/10/21/chartex" xmlns:cx3="http://schemas.microsoft.com/office/drawing/2016/5/9/chartex" xmlns:cx4="http://schemas.microsoft.com/office/drawing/2016/5/10/chartex" xmlns:cx5="http://schemas.microsoft.com/office/drawing/2016/5/11/chartex" xmlns:cx6="http://schemas.microsoft.com/office/drawing/2016/5/12/chartex" xmlns:cx7="http://schemas.microsoft.com/office/drawing/2016/5/13/chartex" xmlns:cx8="http://schemas.microsoft.com/office/drawing/2016/5/14/chartex" xmlns:mc="http://schemas.openxmlformats.org/markup-compatibility/2006" xmlns:aink="http://schemas.microsoft.com/office/drawing/2016/ink" xmlns:am3d="http://schemas.microsoft.com/office/drawing/2017/model3d" xmlns:o="urn:schemas-microsoft-com:office:office" xmlns:oel="http://schemas.microsoft.com/office/2019/extlst" xmlns:r="http://schemas.openxmlformats.org/officeDocument/2006/relationships" xmlns:m="http://schemas.openxmlformats.org/officeDocument/2006/math" xmlns:v="urn:schemas-microsoft-com:vml" xmlns:wp14="http://schemas.microsoft.com/office/word/2010/wordprocessingDrawing" xmlns:wp="http://schemas.openxmlformats.org/drawingml/2006/wordprocessingDrawing" xmlns:w10="urn:schemas-microsoft-com:office:word" xmlns:w="http://schemas.openxmlformats.org/wordprocessingml/2006/main" xmlns:w14="http://schemas.microsoft.com/office/word/2010/wordml" xmlns:w15="http://schemas.microsoft.com/office/word/2012/wordml" xmlns:w16cex="http://schemas.microsoft.com/office/word/2018/wordml/cex" xmlns:w16cid="http://schemas.microsoft.com/office/word/2016/wordml/cid" xmlns:w16="http://schemas.microsoft.com/office/word/2018/wordml" xmlns:w16du="http://schemas.microsoft.com/office/word/2023/wordml/word16du" xmlns:w16sdtdh="http://schemas.microsoft.com/office/word/2020/wordml/sdtdatahash" xmlns:w16sdtfl="http://schemas.microsoft.com/office/word/2024/wordml/sdtformatlock" xmlns:w16se="http://schemas.microsoft.com/office/word/2015/wordml/symex" xmlns:wpg="http://schemas.microsoft.com/office/word/2010/wordprocessingGroup" xmlns:wpi="http://schemas.microsoft.com/office/word/2010/wordprocessingInk" xmlns:wne="http://schemas.microsoft.com/office/word/2006/wordml" xmlns:wps="http://schemas.microsoft.com/office/word/2010/wordprocessingShape" mc:Ignorable="w14 w15 w16se w16cid w16 w16cex w16sdtdh w16sdtfl w16du wp14">
+<w:footnotes xmlns:wpc="http://schemas.microsoft.com/office/word/2010/wordprocessingCanvas" xmlns:cx="http://schemas.microsoft.com/office/drawing/2014/chartex" xmlns:cx1="http://schemas.microsoft.com/office/drawing/2015/9/8/chartex" xmlns:cx2="http://schemas.microsoft.com/office/drawing/2015/10/21/chartex" xmlns:cx3="http://schemas.microsoft.com/office/drawing/2016/5/9/chartex" xmlns:cx4="http://schemas.microsoft.com/office/drawing/2016/5/10/chartex" xmlns:cx5="http://schemas.microsoft.com/office/drawing/2016/5/11/chartex" xmlns:cx6="http://schemas.microsoft.com/office/drawing/2016/5/12/chartex" xmlns:cx7="http://schemas.microsoft.com/office/drawing/2016/5/13/chartex" xmlns:cx8="http://schemas.microsoft.com/office/drawing/2016/5/14/chartex" xmlns:mc="http://schemas.openxmlformats.org/markup-compatibility/2006" xmlns:m="http://schemas.openxmlformats.org/officeDocument/2006/math" xmlns:aink="http://schemas.microsoft.com/office/drawing/2016/ink" xmlns:am3d="http://schemas.microsoft.com/office/drawing/2017/model3d" xmlns:oel="http://schemas.microsoft.com/office/2019/extlst" xmlns:r="http://schemas.openxmlformats.org/officeDocument/2006/relationships" xmlns:wp14="http://schemas.microsoft.com/office/word/2010/wordprocessingDrawing" xmlns:wp="http://schemas.openxmlformats.org/drawingml/2006/wordprocessingDrawing" xmlns:wpg="http://schemas.microsoft.com/office/word/2010/wordprocessingGroup" xmlns:wpi="http://schemas.microsoft.com/office/word/2010/wordprocessingInk" xmlns:wps="http://schemas.microsoft.com/office/word/2010/wordprocessingShape" xmlns:o="urn:schemas-microsoft-com:office:office" xmlns:v="urn:schemas-microsoft-com:vml" xmlns:w10="urn:schemas-microsoft-com:office:word" xmlns:w="http://schemas.openxmlformats.org/wordprocessingml/2006/main" xmlns:w14="http://schemas.microsoft.com/office/word/2010/wordml" xmlns:w15="http://schemas.microsoft.com/office/word/2012/wordml" xmlns:w16cex="http://schemas.microsoft.com/office/word/2018/wordml/cex" xmlns:w16cid="http://schemas.microsoft.com/office/word/2016/wordml/cid" xmlns:w16="http://schemas.microsoft.com/office/word/2018/wordml" xmlns:w16sdtdh="http://schemas.microsoft.com/office/word/2020/wordml/sdtdatahash" xmlns:w16sdtfl="http://schemas.microsoft.com/office/word/2024/wordml/sdtformatlock" xmlns:w16se="http://schemas.microsoft.com/office/word/2015/wordml/symex" xmlns:w16du="http://schemas.microsoft.com/office/word/2023/wordml/word16du" xmlns:wne="http://schemas.microsoft.com/office/word/2006/wordml" mc:Ignorable="w14 w15 w16se w16cid w16 w16cex w16sdtdh w16sdtfl w16du wp14">
   <w:footnote w:type="separator" w:id="-1">
     <w:p>
       <w:pPr>
@@ -20743,7 +20468,7 @@
 </file>
 
 <file path=word/header1.xml><?xml version="1.0" encoding="utf-8"?>
-<w:hdr xmlns:wpc="http://schemas.microsoft.com/office/word/2010/wordprocessingCanvas" xmlns:cx="http://schemas.microsoft.com/office/drawing/2014/chartex" xmlns:cx1="http://schemas.microsoft.com/office/drawing/2015/9/8/chartex" xmlns:cx2="http://schemas.microsoft.com/office/drawing/2015/10/21/chartex" xmlns:cx3="http://schemas.microsoft.com/office/drawing/2016/5/9/chartex" xmlns:cx4="http://schemas.microsoft.com/office/drawing/2016/5/10/chartex" xmlns:cx5="http://schemas.microsoft.com/office/drawing/2016/5/11/chartex" xmlns:cx6="http://schemas.microsoft.com/office/drawing/2016/5/12/chartex" xmlns:cx7="http://schemas.microsoft.com/office/drawing/2016/5/13/chartex" xmlns:cx8="http://schemas.microsoft.com/office/drawing/2016/5/14/chartex" xmlns:mc="http://schemas.openxmlformats.org/markup-compatibility/2006" xmlns:aink="http://schemas.microsoft.com/office/drawing/2016/ink" xmlns:am3d="http://schemas.microsoft.com/office/drawing/2017/model3d" xmlns:o="urn:schemas-microsoft-com:office:office" xmlns:oel="http://schemas.microsoft.com/office/2019/extlst" xmlns:r="http://schemas.openxmlformats.org/officeDocument/2006/relationships" xmlns:m="http://schemas.openxmlformats.org/officeDocument/2006/math" xmlns:v="urn:schemas-microsoft-com:vml" xmlns:wp14="http://schemas.microsoft.com/office/word/2010/wordprocessingDrawing" xmlns:wp="http://schemas.openxmlformats.org/drawingml/2006/wordprocessingDrawing" xmlns:w10="urn:schemas-microsoft-com:office:word" xmlns:w="http://schemas.openxmlformats.org/wordprocessingml/2006/main" xmlns:w14="http://schemas.microsoft.com/office/word/2010/wordml" xmlns:w15="http://schemas.microsoft.com/office/word/2012/wordml" xmlns:w16cex="http://schemas.microsoft.com/office/word/2018/wordml/cex" xmlns:w16cid="http://schemas.microsoft.com/office/word/2016/wordml/cid" xmlns:w16="http://schemas.microsoft.com/office/word/2018/wordml" xmlns:w16du="http://schemas.microsoft.com/office/word/2023/wordml/word16du" xmlns:w16sdtdh="http://schemas.microsoft.com/office/word/2020/wordml/sdtdatahash" xmlns:w16sdtfl="http://schemas.microsoft.com/office/word/2024/wordml/sdtformatlock" xmlns:w16se="http://schemas.microsoft.com/office/word/2015/wordml/symex" xmlns:wpg="http://schemas.microsoft.com/office/word/2010/wordprocessingGroup" xmlns:wpi="http://schemas.microsoft.com/office/word/2010/wordprocessingInk" xmlns:wne="http://schemas.microsoft.com/office/word/2006/wordml" xmlns:wps="http://schemas.microsoft.com/office/word/2010/wordprocessingShape" mc:Ignorable="w14 w15 w16se w16cid w16 w16cex w16sdtdh w16sdtfl w16du wp14">
+<w:hdr xmlns:wpc="http://schemas.microsoft.com/office/word/2010/wordprocessingCanvas" xmlns:cx="http://schemas.microsoft.com/office/drawing/2014/chartex" xmlns:cx1="http://schemas.microsoft.com/office/drawing/2015/9/8/chartex" xmlns:cx2="http://schemas.microsoft.com/office/drawing/2015/10/21/chartex" xmlns:cx3="http://schemas.microsoft.com/office/drawing/2016/5/9/chartex" xmlns:cx4="http://schemas.microsoft.com/office/drawing/2016/5/10/chartex" xmlns:cx5="http://schemas.microsoft.com/office/drawing/2016/5/11/chartex" xmlns:cx6="http://schemas.microsoft.com/office/drawing/2016/5/12/chartex" xmlns:cx7="http://schemas.microsoft.com/office/drawing/2016/5/13/chartex" xmlns:cx8="http://schemas.microsoft.com/office/drawing/2016/5/14/chartex" xmlns:mc="http://schemas.openxmlformats.org/markup-compatibility/2006" xmlns:m="http://schemas.openxmlformats.org/officeDocument/2006/math" xmlns:aink="http://schemas.microsoft.com/office/drawing/2016/ink" xmlns:am3d="http://schemas.microsoft.com/office/drawing/2017/model3d" xmlns:oel="http://schemas.microsoft.com/office/2019/extlst" xmlns:r="http://schemas.openxmlformats.org/officeDocument/2006/relationships" xmlns:wp14="http://schemas.microsoft.com/office/word/2010/wordprocessingDrawing" xmlns:wp="http://schemas.openxmlformats.org/drawingml/2006/wordprocessingDrawing" xmlns:wpg="http://schemas.microsoft.com/office/word/2010/wordprocessingGroup" xmlns:wpi="http://schemas.microsoft.com/office/word/2010/wordprocessingInk" xmlns:wps="http://schemas.microsoft.com/office/word/2010/wordprocessingShape" xmlns:o="urn:schemas-microsoft-com:office:office" xmlns:v="urn:schemas-microsoft-com:vml" xmlns:w10="urn:schemas-microsoft-com:office:word" xmlns:w="http://schemas.openxmlformats.org/wordprocessingml/2006/main" xmlns:w14="http://schemas.microsoft.com/office/word/2010/wordml" xmlns:w15="http://schemas.microsoft.com/office/word/2012/wordml" xmlns:w16cex="http://schemas.microsoft.com/office/word/2018/wordml/cex" xmlns:w16cid="http://schemas.microsoft.com/office/word/2016/wordml/cid" xmlns:w16="http://schemas.microsoft.com/office/word/2018/wordml" xmlns:w16sdtdh="http://schemas.microsoft.com/office/word/2020/wordml/sdtdatahash" xmlns:w16sdtfl="http://schemas.microsoft.com/office/word/2024/wordml/sdtformatlock" xmlns:w16se="http://schemas.microsoft.com/office/word/2015/wordml/symex" xmlns:w16du="http://schemas.microsoft.com/office/word/2023/wordml/word16du" xmlns:wne="http://schemas.microsoft.com/office/word/2006/wordml" mc:Ignorable="w14 w15 w16se w16cid w16 w16cex w16sdtdh w16sdtfl w16du wp14">
   <w:p>
     <w:pPr>
       <w:pStyle w:val="Encabezado"/>
@@ -20830,7 +20555,7 @@
 </file>
 
 <file path=word/numbering.xml><?xml version="1.0" encoding="utf-8"?>
-<w:numbering xmlns:wpc="http://schemas.microsoft.com/office/word/2010/wordprocessingCanvas" xmlns:cx="http://schemas.microsoft.com/office/drawing/2014/chartex" xmlns:cx1="http://schemas.microsoft.com/office/drawing/2015/9/8/chartex" xmlns:cx2="http://schemas.microsoft.com/office/drawing/2015/10/21/chartex" xmlns:cx3="http://schemas.microsoft.com/office/drawing/2016/5/9/chartex" xmlns:cx4="http://schemas.microsoft.com/office/drawing/2016/5/10/chartex" xmlns:cx5="http://schemas.microsoft.com/office/drawing/2016/5/11/chartex" xmlns:cx6="http://schemas.microsoft.com/office/drawing/2016/5/12/chartex" xmlns:cx7="http://schemas.microsoft.com/office/drawing/2016/5/13/chartex" xmlns:cx8="http://schemas.microsoft.com/office/drawing/2016/5/14/chartex" xmlns:mc="http://schemas.openxmlformats.org/markup-compatibility/2006" xmlns:aink="http://schemas.microsoft.com/office/drawing/2016/ink" xmlns:am3d="http://schemas.microsoft.com/office/drawing/2017/model3d" xmlns:o="urn:schemas-microsoft-com:office:office" xmlns:oel="http://schemas.microsoft.com/office/2019/extlst" xmlns:r="http://schemas.openxmlformats.org/officeDocument/2006/relationships" xmlns:m="http://schemas.openxmlformats.org/officeDocument/2006/math" xmlns:v="urn:schemas-microsoft-com:vml" xmlns:wp14="http://schemas.microsoft.com/office/word/2010/wordprocessingDrawing" xmlns:wp="http://schemas.openxmlformats.org/drawingml/2006/wordprocessingDrawing" xmlns:w10="urn:schemas-microsoft-com:office:word" xmlns:w="http://schemas.openxmlformats.org/wordprocessingml/2006/main" xmlns:w14="http://schemas.microsoft.com/office/word/2010/wordml" xmlns:w15="http://schemas.microsoft.com/office/word/2012/wordml" xmlns:w16cex="http://schemas.microsoft.com/office/word/2018/wordml/cex" xmlns:w16cid="http://schemas.microsoft.com/office/word/2016/wordml/cid" xmlns:w16="http://schemas.microsoft.com/office/word/2018/wordml" xmlns:w16du="http://schemas.microsoft.com/office/word/2023/wordml/word16du" xmlns:w16sdtdh="http://schemas.microsoft.com/office/word/2020/wordml/sdtdatahash" xmlns:w16sdtfl="http://schemas.microsoft.com/office/word/2024/wordml/sdtformatlock" xmlns:w16se="http://schemas.microsoft.com/office/word/2015/wordml/symex" xmlns:wpg="http://schemas.microsoft.com/office/word/2010/wordprocessingGroup" xmlns:wpi="http://schemas.microsoft.com/office/word/2010/wordprocessingInk" xmlns:wne="http://schemas.microsoft.com/office/word/2006/wordml" xmlns:wps="http://schemas.microsoft.com/office/word/2010/wordprocessingShape" mc:Ignorable="w14 w15 w16se w16cid w16 w16cex w16sdtdh w16sdtfl w16du wp14">
+<w:numbering xmlns:wpc="http://schemas.microsoft.com/office/word/2010/wordprocessingCanvas" xmlns:cx="http://schemas.microsoft.com/office/drawing/2014/chartex" xmlns:cx1="http://schemas.microsoft.com/office/drawing/2015/9/8/chartex" xmlns:cx2="http://schemas.microsoft.com/office/drawing/2015/10/21/chartex" xmlns:cx3="http://schemas.microsoft.com/office/drawing/2016/5/9/chartex" xmlns:cx4="http://schemas.microsoft.com/office/drawing/2016/5/10/chartex" xmlns:cx5="http://schemas.microsoft.com/office/drawing/2016/5/11/chartex" xmlns:cx6="http://schemas.microsoft.com/office/drawing/2016/5/12/chartex" xmlns:cx7="http://schemas.microsoft.com/office/drawing/2016/5/13/chartex" xmlns:cx8="http://schemas.microsoft.com/office/drawing/2016/5/14/chartex" xmlns:mc="http://schemas.openxmlformats.org/markup-compatibility/2006" xmlns:m="http://schemas.openxmlformats.org/officeDocument/2006/math" xmlns:aink="http://schemas.microsoft.com/office/drawing/2016/ink" xmlns:am3d="http://schemas.microsoft.com/office/drawing/2017/model3d" xmlns:oel="http://schemas.microsoft.com/office/2019/extlst" xmlns:r="http://schemas.openxmlformats.org/officeDocument/2006/relationships" xmlns:wp14="http://schemas.microsoft.com/office/word/2010/wordprocessingDrawing" xmlns:wp="http://schemas.openxmlformats.org/drawingml/2006/wordprocessingDrawing" xmlns:wpg="http://schemas.microsoft.com/office/word/2010/wordprocessingGroup" xmlns:wpi="http://schemas.microsoft.com/office/word/2010/wordprocessingInk" xmlns:wps="http://schemas.microsoft.com/office/word/2010/wordprocessingShape" xmlns:o="urn:schemas-microsoft-com:office:office" xmlns:v="urn:schemas-microsoft-com:vml" xmlns:w10="urn:schemas-microsoft-com:office:word" xmlns:w="http://schemas.openxmlformats.org/wordprocessingml/2006/main" xmlns:w14="http://schemas.microsoft.com/office/word/2010/wordml" xmlns:w15="http://schemas.microsoft.com/office/word/2012/wordml" xmlns:w16cex="http://schemas.microsoft.com/office/word/2018/wordml/cex" xmlns:w16cid="http://schemas.microsoft.com/office/word/2016/wordml/cid" xmlns:w16="http://schemas.microsoft.com/office/word/2018/wordml" xmlns:w16sdtdh="http://schemas.microsoft.com/office/word/2020/wordml/sdtdatahash" xmlns:w16sdtfl="http://schemas.microsoft.com/office/word/2024/wordml/sdtformatlock" xmlns:w16se="http://schemas.microsoft.com/office/word/2015/wordml/symex" xmlns:w16du="http://schemas.microsoft.com/office/word/2023/wordml/word16du" xmlns:wne="http://schemas.microsoft.com/office/word/2006/wordml" mc:Ignorable="w14 w15 w16se w16cid w16 w16cex w16sdtdh w16sdtfl w16du wp14">
   <w:abstractNum w:abstractNumId="0" w15:restartNumberingAfterBreak="0">
     <w:nsid w:val="FFFFFF89"/>
     <w:multiLevelType w:val="singleLevel"/>
@@ -26553,7 +26278,7 @@
 </file>
 
 <file path=word/styles.xml><?xml version="1.0" encoding="utf-8"?>
-<w:styles xmlns:mc="http://schemas.openxmlformats.org/markup-compatibility/2006" xmlns:r="http://schemas.openxmlformats.org/officeDocument/2006/relationships" xmlns:w="http://schemas.openxmlformats.org/wordprocessingml/2006/main" xmlns:w14="http://schemas.microsoft.com/office/word/2010/wordml" xmlns:w15="http://schemas.microsoft.com/office/word/2012/wordml" xmlns:w16cex="http://schemas.microsoft.com/office/word/2018/wordml/cex" xmlns:w16cid="http://schemas.microsoft.com/office/word/2016/wordml/cid" xmlns:w16="http://schemas.microsoft.com/office/word/2018/wordml" xmlns:w16du="http://schemas.microsoft.com/office/word/2023/wordml/word16du" xmlns:w16sdtdh="http://schemas.microsoft.com/office/word/2020/wordml/sdtdatahash" xmlns:w16sdtfl="http://schemas.microsoft.com/office/word/2024/wordml/sdtformatlock" xmlns:w16se="http://schemas.microsoft.com/office/word/2015/wordml/symex" mc:Ignorable="w14 w15 w16se w16cid w16 w16cex w16sdtdh w16sdtfl w16du">
+<w:styles xmlns:mc="http://schemas.openxmlformats.org/markup-compatibility/2006" xmlns:r="http://schemas.openxmlformats.org/officeDocument/2006/relationships" xmlns:w="http://schemas.openxmlformats.org/wordprocessingml/2006/main" xmlns:w14="http://schemas.microsoft.com/office/word/2010/wordml" xmlns:w15="http://schemas.microsoft.com/office/word/2012/wordml" xmlns:w16cex="http://schemas.microsoft.com/office/word/2018/wordml/cex" xmlns:w16cid="http://schemas.microsoft.com/office/word/2016/wordml/cid" xmlns:w16="http://schemas.microsoft.com/office/word/2018/wordml" xmlns:w16sdtdh="http://schemas.microsoft.com/office/word/2020/wordml/sdtdatahash" xmlns:w16sdtfl="http://schemas.microsoft.com/office/word/2024/wordml/sdtformatlock" xmlns:w16se="http://schemas.microsoft.com/office/word/2015/wordml/symex" xmlns:w16du="http://schemas.microsoft.com/office/word/2023/wordml/word16du" mc:Ignorable="w14 w15 w16se w16cid w16 w16cex w16sdtdh w16sdtfl w16du">
   <w:docDefaults>
     <w:rPrDefault>
       <w:rPr>
@@ -27118,6 +26843,7 @@
   <w:style w:type="character" w:default="1" w:styleId="Fuentedeprrafopredeter">
     <w:name w:val="Default Paragraph Font"/>
     <w:uiPriority w:val="1"/>
+    <w:semiHidden/>
     <w:unhideWhenUsed/>
   </w:style>
   <w:style w:type="table" w:default="1" w:styleId="Tablanormal">
@@ -28527,14 +28253,29 @@
   <ds:schemaRefs>
     <ds:schemaRef ds:uri="http://schemas.microsoft.com/office/2006/metadata/properties"/>
     <ds:schemaRef ds:uri="http://schemas.microsoft.com/office/infopath/2007/PartnerControls"/>
-    <ds:schemaRef ds:uri="13c90a0b-73bc-4dc0-be5f-28d77b615beb"/>
-    <ds:schemaRef ds:uri="13c93bba-48ce-428c-bfe5-88b42c19b028"/>
+    <ds:schemaRef ds:uri="67a0edcd-0de5-43ed-8c27-e32f38a00c91"/>
+    <ds:schemaRef ds:uri="42760c81-fd8e-4d59-8953-7cdb9f38b14f"/>
   </ds:schemaRefs>
 </ds:datastoreItem>
 </file>
 
 <file path=customXml/itemProps3.xml><?xml version="1.0" encoding="utf-8"?>
-<ds:datastoreItem xmlns:ds="http://schemas.openxmlformats.org/officeDocument/2006/customXml" ds:itemID="{68991C42-4645-4FED-83FD-0722226EB95A}"/>
+<ds:datastoreItem xmlns:ds="http://schemas.openxmlformats.org/officeDocument/2006/customXml" ds:itemID="{68991C42-4645-4FED-83FD-0722226EB95A}">
+  <ds:schemaRefs>
+    <ds:schemaRef ds:uri="http://schemas.microsoft.com/office/2006/metadata/contentType"/>
+    <ds:schemaRef ds:uri="http://schemas.microsoft.com/office/2006/metadata/properties/metaAttributes"/>
+    <ds:schemaRef ds:uri="http://www.w3.org/2001/XMLSchema"/>
+    <ds:schemaRef ds:uri="http://schemas.microsoft.com/office/2006/metadata/properties"/>
+    <ds:schemaRef ds:uri="42760c81-fd8e-4d59-8953-7cdb9f38b14f"/>
+    <ds:schemaRef ds:uri="67a0edcd-0de5-43ed-8c27-e32f38a00c91"/>
+    <ds:schemaRef ds:uri="http://schemas.microsoft.com/office/2006/documentManagement/types"/>
+    <ds:schemaRef ds:uri="http://schemas.microsoft.com/office/infopath/2007/PartnerControls"/>
+    <ds:schemaRef ds:uri="http://schemas.openxmlformats.org/package/2006/metadata/core-properties"/>
+    <ds:schemaRef ds:uri="http://purl.org/dc/elements/1.1/"/>
+    <ds:schemaRef ds:uri="http://purl.org/dc/terms/"/>
+    <ds:schemaRef ds:uri="http://schemas.microsoft.com/internal/obd"/>
+  </ds:schemaRefs>
+</ds:datastoreItem>
 </file>
 
 <file path=customXml/itemProps4.xml><?xml version="1.0" encoding="utf-8"?>
